--- a/public/assets/files/stacjonarne/KCs.docx
+++ b/public/assets/files/stacjonarne/KCs.docx
@@ -523,6 +523,7 @@
                 <w:i w:val="0"/>
                 <w:sz w:val="22"/>
               </w:rPr>
+              <w:t>I</w:t>
             </w:r>
           </w:p>
         </w:tc>
@@ -560,6 +561,7 @@
                 <w:i w:val="0"/>
                 <w:sz w:val="22"/>
               </w:rPr>
+              <w:t>specjalizacyjny</w:t>
             </w:r>
           </w:p>
         </w:tc>

--- a/public/assets/files/stacjonarne/KCs.docx
+++ b/public/assets/files/stacjonarne/KCs.docx
@@ -3695,7 +3695,7 @@
                 <w:i w:val="0"/>
                 <w:sz w:val="22"/>
               </w:rPr>
-              <w:t>kolokwium końcowe; raport z wykonanego zadania; kolokwium</w:t>
+              <w:t>kolokwium końcowe</w:t>
             </w:r>
           </w:p>
         </w:tc>
@@ -3716,6 +3716,7 @@
                 <w:i w:val="0"/>
                 <w:sz w:val="22"/>
               </w:rPr>
+              <w:t>K_W23</w:t>
             </w:r>
           </w:p>
         </w:tc>
@@ -3753,7 +3754,7 @@
                 <w:i w:val="0"/>
                 <w:sz w:val="22"/>
               </w:rPr>
-              <w:t>kolokwium końcowe; raport z wykonanego zadania; kolokwium</w:t>
+              <w:t>kolokwium końcowe</w:t>
             </w:r>
           </w:p>
         </w:tc>
@@ -3917,7 +3918,7 @@
                 <w:i w:val="0"/>
                 <w:sz w:val="22"/>
               </w:rPr>
-              <w:t>kolokwium końcowe; raport z wykonanego zadania; kolokwium</w:t>
+              <w:t>raport z wykonanego zadania, kolokwium</w:t>
             </w:r>
           </w:p>
         </w:tc>
@@ -3938,6 +3939,7 @@
                 <w:i w:val="0"/>
                 <w:sz w:val="22"/>
               </w:rPr>
+              <w:t>K_U30</w:t>
             </w:r>
           </w:p>
         </w:tc>
@@ -3975,7 +3977,7 @@
                 <w:i w:val="0"/>
                 <w:sz w:val="22"/>
               </w:rPr>
-              <w:t>kolokwium końcowe; raport z wykonanego zadania; kolokwium</w:t>
+              <w:t>raport z wykonanego zadania, kolokwium</w:t>
             </w:r>
           </w:p>
         </w:tc>
@@ -4101,6 +4103,7 @@
                 <w:i w:val="0"/>
                 <w:sz w:val="22"/>
               </w:rPr>
+              <w:t>K_K04</w:t>
             </w:r>
           </w:p>
         </w:tc>
@@ -4119,7 +4122,7 @@
                 <w:i w:val="0"/>
                 <w:sz w:val="22"/>
               </w:rPr>
-              <w:t>S</w:t>
+              <w:t>Student jest gotów do pracy zespołowej w dziale SOC</w:t>
             </w:r>
           </w:p>
         </w:tc>
@@ -4138,2907 +4141,7 @@
                 <w:i w:val="0"/>
                 <w:sz w:val="22"/>
               </w:rPr>
-              <w:t>kolokwium końcowe; raport z wykonanego zadania; kolokwium</w:t>
-            </w:r>
-          </w:p>
-        </w:tc>
-      </w:tr>
-      <w:tr>
-        <w:tc>
-          <w:tcPr>
-            <w:tcW w:type="dxa" w:w="3324"/>
-          </w:tcPr>
-          <w:p>
-            <w:pPr>
-              <w:spacing w:before="20" w:after="20"/>
-            </w:pPr>
-            <w:r>
-              <w:rPr>
-                <w:rFonts w:ascii="Aptos" w:hAnsi="Aptos"/>
-                <w:b w:val="0"/>
-                <w:i w:val="0"/>
-                <w:sz w:val="22"/>
-              </w:rPr>
-            </w:r>
-          </w:p>
-        </w:tc>
-        <w:tc>
-          <w:tcPr>
-            <w:tcW w:type="dxa" w:w="3324"/>
-          </w:tcPr>
-          <w:p>
-            <w:pPr>
-              <w:spacing w:before="20" w:after="20"/>
-            </w:pPr>
-            <w:r>
-              <w:rPr>
-                <w:rFonts w:ascii="Aptos" w:hAnsi="Aptos"/>
-                <w:b w:val="0"/>
-                <w:i w:val="0"/>
-                <w:sz w:val="22"/>
-              </w:rPr>
-              <w:t>t</w:t>
-            </w:r>
-          </w:p>
-        </w:tc>
-        <w:tc>
-          <w:tcPr>
-            <w:tcW w:type="dxa" w:w="3324"/>
-          </w:tcPr>
-          <w:p>
-            <w:pPr>
-              <w:spacing w:before="20" w:after="20"/>
-            </w:pPr>
-            <w:r>
-              <w:rPr>
-                <w:rFonts w:ascii="Aptos" w:hAnsi="Aptos"/>
-                <w:b w:val="0"/>
-                <w:i w:val="0"/>
-                <w:sz w:val="22"/>
-              </w:rPr>
-              <w:t>kolokwium końcowe; raport z wykonanego zadania; kolokwium</w:t>
-            </w:r>
-          </w:p>
-        </w:tc>
-      </w:tr>
-      <w:tr>
-        <w:tc>
-          <w:tcPr>
-            <w:tcW w:type="dxa" w:w="3324"/>
-          </w:tcPr>
-          <w:p>
-            <w:pPr>
-              <w:spacing w:before="20" w:after="20"/>
-            </w:pPr>
-            <w:r>
-              <w:rPr>
-                <w:rFonts w:ascii="Aptos" w:hAnsi="Aptos"/>
-                <w:b w:val="0"/>
-                <w:i w:val="0"/>
-                <w:sz w:val="22"/>
-              </w:rPr>
-            </w:r>
-          </w:p>
-        </w:tc>
-        <w:tc>
-          <w:tcPr>
-            <w:tcW w:type="dxa" w:w="3324"/>
-          </w:tcPr>
-          <w:p>
-            <w:pPr>
-              <w:spacing w:before="20" w:after="20"/>
-            </w:pPr>
-            <w:r>
-              <w:rPr>
-                <w:rFonts w:ascii="Aptos" w:hAnsi="Aptos"/>
-                <w:b w:val="0"/>
-                <w:i w:val="0"/>
-                <w:sz w:val="22"/>
-              </w:rPr>
-              <w:t>u</w:t>
-            </w:r>
-          </w:p>
-        </w:tc>
-        <w:tc>
-          <w:tcPr>
-            <w:tcW w:type="dxa" w:w="3324"/>
-          </w:tcPr>
-          <w:p>
-            <w:pPr>
-              <w:spacing w:before="20" w:after="20"/>
-            </w:pPr>
-            <w:r>
-              <w:rPr>
-                <w:rFonts w:ascii="Aptos" w:hAnsi="Aptos"/>
-                <w:b w:val="0"/>
-                <w:i w:val="0"/>
-                <w:sz w:val="22"/>
-              </w:rPr>
-              <w:t>kolokwium końcowe; raport z wykonanego zadania; kolokwium</w:t>
-            </w:r>
-          </w:p>
-        </w:tc>
-      </w:tr>
-      <w:tr>
-        <w:tc>
-          <w:tcPr>
-            <w:tcW w:type="dxa" w:w="3324"/>
-          </w:tcPr>
-          <w:p>
-            <w:pPr>
-              <w:spacing w:before="20" w:after="20"/>
-            </w:pPr>
-            <w:r>
-              <w:rPr>
-                <w:rFonts w:ascii="Aptos" w:hAnsi="Aptos"/>
-                <w:b w:val="0"/>
-                <w:i w:val="0"/>
-                <w:sz w:val="22"/>
-              </w:rPr>
-            </w:r>
-          </w:p>
-        </w:tc>
-        <w:tc>
-          <w:tcPr>
-            <w:tcW w:type="dxa" w:w="3324"/>
-          </w:tcPr>
-          <w:p>
-            <w:pPr>
-              <w:spacing w:before="20" w:after="20"/>
-            </w:pPr>
-            <w:r>
-              <w:rPr>
-                <w:rFonts w:ascii="Aptos" w:hAnsi="Aptos"/>
-                <w:b w:val="0"/>
-                <w:i w:val="0"/>
-                <w:sz w:val="22"/>
-              </w:rPr>
-              <w:t>d</w:t>
-            </w:r>
-          </w:p>
-        </w:tc>
-        <w:tc>
-          <w:tcPr>
-            <w:tcW w:type="dxa" w:w="3324"/>
-          </w:tcPr>
-          <w:p>
-            <w:pPr>
-              <w:spacing w:before="20" w:after="20"/>
-            </w:pPr>
-            <w:r>
-              <w:rPr>
-                <w:rFonts w:ascii="Aptos" w:hAnsi="Aptos"/>
-                <w:b w:val="0"/>
-                <w:i w:val="0"/>
-                <w:sz w:val="22"/>
-              </w:rPr>
-              <w:t>kolokwium końcowe; raport z wykonanego zadania; kolokwium</w:t>
-            </w:r>
-          </w:p>
-        </w:tc>
-      </w:tr>
-      <w:tr>
-        <w:tc>
-          <w:tcPr>
-            <w:tcW w:type="dxa" w:w="3324"/>
-          </w:tcPr>
-          <w:p>
-            <w:pPr>
-              <w:spacing w:before="20" w:after="20"/>
-            </w:pPr>
-            <w:r>
-              <w:rPr>
-                <w:rFonts w:ascii="Aptos" w:hAnsi="Aptos"/>
-                <w:b w:val="0"/>
-                <w:i w:val="0"/>
-                <w:sz w:val="22"/>
-              </w:rPr>
-            </w:r>
-          </w:p>
-        </w:tc>
-        <w:tc>
-          <w:tcPr>
-            <w:tcW w:type="dxa" w:w="3324"/>
-          </w:tcPr>
-          <w:p>
-            <w:pPr>
-              <w:spacing w:before="20" w:after="20"/>
-            </w:pPr>
-            <w:r>
-              <w:rPr>
-                <w:rFonts w:ascii="Aptos" w:hAnsi="Aptos"/>
-                <w:b w:val="0"/>
-                <w:i w:val="0"/>
-                <w:sz w:val="22"/>
-              </w:rPr>
-              <w:t>e</w:t>
-            </w:r>
-          </w:p>
-        </w:tc>
-        <w:tc>
-          <w:tcPr>
-            <w:tcW w:type="dxa" w:w="3324"/>
-          </w:tcPr>
-          <w:p>
-            <w:pPr>
-              <w:spacing w:before="20" w:after="20"/>
-            </w:pPr>
-            <w:r>
-              <w:rPr>
-                <w:rFonts w:ascii="Aptos" w:hAnsi="Aptos"/>
-                <w:b w:val="0"/>
-                <w:i w:val="0"/>
-                <w:sz w:val="22"/>
-              </w:rPr>
-              <w:t>kolokwium końcowe; raport z wykonanego zadania; kolokwium</w:t>
-            </w:r>
-          </w:p>
-        </w:tc>
-      </w:tr>
-      <w:tr>
-        <w:tc>
-          <w:tcPr>
-            <w:tcW w:type="dxa" w:w="3324"/>
-          </w:tcPr>
-          <w:p>
-            <w:pPr>
-              <w:spacing w:before="20" w:after="20"/>
-            </w:pPr>
-            <w:r>
-              <w:rPr>
-                <w:rFonts w:ascii="Aptos" w:hAnsi="Aptos"/>
-                <w:b w:val="0"/>
-                <w:i w:val="0"/>
-                <w:sz w:val="22"/>
-              </w:rPr>
-            </w:r>
-          </w:p>
-        </w:tc>
-        <w:tc>
-          <w:tcPr>
-            <w:tcW w:type="dxa" w:w="3324"/>
-          </w:tcPr>
-          <w:p>
-            <w:pPr>
-              <w:spacing w:before="20" w:after="20"/>
-            </w:pPr>
-            <w:r>
-              <w:rPr>
-                <w:rFonts w:ascii="Aptos" w:hAnsi="Aptos"/>
-                <w:b w:val="0"/>
-                <w:i w:val="0"/>
-                <w:sz w:val="22"/>
-              </w:rPr>
-              <w:t>n</w:t>
-            </w:r>
-          </w:p>
-        </w:tc>
-        <w:tc>
-          <w:tcPr>
-            <w:tcW w:type="dxa" w:w="3324"/>
-          </w:tcPr>
-          <w:p>
-            <w:pPr>
-              <w:spacing w:before="20" w:after="20"/>
-            </w:pPr>
-            <w:r>
-              <w:rPr>
-                <w:rFonts w:ascii="Aptos" w:hAnsi="Aptos"/>
-                <w:b w:val="0"/>
-                <w:i w:val="0"/>
-                <w:sz w:val="22"/>
-              </w:rPr>
-              <w:t>kolokwium końcowe; raport z wykonanego zadania; kolokwium</w:t>
-            </w:r>
-          </w:p>
-        </w:tc>
-      </w:tr>
-      <w:tr>
-        <w:tc>
-          <w:tcPr>
-            <w:tcW w:type="dxa" w:w="3324"/>
-          </w:tcPr>
-          <w:p>
-            <w:pPr>
-              <w:spacing w:before="20" w:after="20"/>
-            </w:pPr>
-            <w:r>
-              <w:rPr>
-                <w:rFonts w:ascii="Aptos" w:hAnsi="Aptos"/>
-                <w:b w:val="0"/>
-                <w:i w:val="0"/>
-                <w:sz w:val="22"/>
-              </w:rPr>
-            </w:r>
-          </w:p>
-        </w:tc>
-        <w:tc>
-          <w:tcPr>
-            <w:tcW w:type="dxa" w:w="3324"/>
-          </w:tcPr>
-          <w:p>
-            <w:pPr>
-              <w:spacing w:before="20" w:after="20"/>
-            </w:pPr>
-            <w:r>
-              <w:rPr>
-                <w:rFonts w:ascii="Aptos" w:hAnsi="Aptos"/>
-                <w:b w:val="0"/>
-                <w:i w:val="0"/>
-                <w:sz w:val="22"/>
-              </w:rPr>
-              <w:t>t</w:t>
-            </w:r>
-          </w:p>
-        </w:tc>
-        <w:tc>
-          <w:tcPr>
-            <w:tcW w:type="dxa" w:w="3324"/>
-          </w:tcPr>
-          <w:p>
-            <w:pPr>
-              <w:spacing w:before="20" w:after="20"/>
-            </w:pPr>
-            <w:r>
-              <w:rPr>
-                <w:rFonts w:ascii="Aptos" w:hAnsi="Aptos"/>
-                <w:b w:val="0"/>
-                <w:i w:val="0"/>
-                <w:sz w:val="22"/>
-              </w:rPr>
-              <w:t>kolokwium końcowe; raport z wykonanego zadania; kolokwium</w:t>
-            </w:r>
-          </w:p>
-        </w:tc>
-      </w:tr>
-      <w:tr>
-        <w:tc>
-          <w:tcPr>
-            <w:tcW w:type="dxa" w:w="3324"/>
-          </w:tcPr>
-          <w:p>
-            <w:pPr>
-              <w:spacing w:before="20" w:after="20"/>
-            </w:pPr>
-            <w:r>
-              <w:rPr>
-                <w:rFonts w:ascii="Aptos" w:hAnsi="Aptos"/>
-                <w:b w:val="0"/>
-                <w:i w:val="0"/>
-                <w:sz w:val="22"/>
-              </w:rPr>
-            </w:r>
-          </w:p>
-        </w:tc>
-        <w:tc>
-          <w:tcPr>
-            <w:tcW w:type="dxa" w:w="3324"/>
-          </w:tcPr>
-          <w:p>
-            <w:pPr>
-              <w:spacing w:before="20" w:after="20"/>
-            </w:pPr>
-            <w:r>
-              <w:rPr>
-                <w:rFonts w:ascii="Aptos" w:hAnsi="Aptos"/>
-                <w:b w:val="0"/>
-                <w:i w:val="0"/>
-                <w:sz w:val="22"/>
-              </w:rPr>
-              <w:t xml:space="preserve"> </w:t>
-            </w:r>
-          </w:p>
-        </w:tc>
-        <w:tc>
-          <w:tcPr>
-            <w:tcW w:type="dxa" w:w="3324"/>
-          </w:tcPr>
-          <w:p>
-            <w:pPr>
-              <w:spacing w:before="20" w:after="20"/>
-            </w:pPr>
-            <w:r>
-              <w:rPr>
-                <w:rFonts w:ascii="Aptos" w:hAnsi="Aptos"/>
-                <w:b w:val="0"/>
-                <w:i w:val="0"/>
-                <w:sz w:val="22"/>
-              </w:rPr>
-              <w:t>kolokwium końcowe; raport z wykonanego zadania; kolokwium</w:t>
-            </w:r>
-          </w:p>
-        </w:tc>
-      </w:tr>
-      <w:tr>
-        <w:tc>
-          <w:tcPr>
-            <w:tcW w:type="dxa" w:w="3324"/>
-          </w:tcPr>
-          <w:p>
-            <w:pPr>
-              <w:spacing w:before="20" w:after="20"/>
-            </w:pPr>
-            <w:r>
-              <w:rPr>
-                <w:rFonts w:ascii="Aptos" w:hAnsi="Aptos"/>
-                <w:b w:val="0"/>
-                <w:i w:val="0"/>
-                <w:sz w:val="22"/>
-              </w:rPr>
-            </w:r>
-          </w:p>
-        </w:tc>
-        <w:tc>
-          <w:tcPr>
-            <w:tcW w:type="dxa" w:w="3324"/>
-          </w:tcPr>
-          <w:p>
-            <w:pPr>
-              <w:spacing w:before="20" w:after="20"/>
-            </w:pPr>
-            <w:r>
-              <w:rPr>
-                <w:rFonts w:ascii="Aptos" w:hAnsi="Aptos"/>
-                <w:b w:val="0"/>
-                <w:i w:val="0"/>
-                <w:sz w:val="22"/>
-              </w:rPr>
-              <w:t>j</w:t>
-            </w:r>
-          </w:p>
-        </w:tc>
-        <w:tc>
-          <w:tcPr>
-            <w:tcW w:type="dxa" w:w="3324"/>
-          </w:tcPr>
-          <w:p>
-            <w:pPr>
-              <w:spacing w:before="20" w:after="20"/>
-            </w:pPr>
-            <w:r>
-              <w:rPr>
-                <w:rFonts w:ascii="Aptos" w:hAnsi="Aptos"/>
-                <w:b w:val="0"/>
-                <w:i w:val="0"/>
-                <w:sz w:val="22"/>
-              </w:rPr>
-              <w:t>kolokwium końcowe; raport z wykonanego zadania; kolokwium</w:t>
-            </w:r>
-          </w:p>
-        </w:tc>
-      </w:tr>
-      <w:tr>
-        <w:tc>
-          <w:tcPr>
-            <w:tcW w:type="dxa" w:w="3324"/>
-          </w:tcPr>
-          <w:p>
-            <w:pPr>
-              <w:spacing w:before="20" w:after="20"/>
-            </w:pPr>
-            <w:r>
-              <w:rPr>
-                <w:rFonts w:ascii="Aptos" w:hAnsi="Aptos"/>
-                <w:b w:val="0"/>
-                <w:i w:val="0"/>
-                <w:sz w:val="22"/>
-              </w:rPr>
-            </w:r>
-          </w:p>
-        </w:tc>
-        <w:tc>
-          <w:tcPr>
-            <w:tcW w:type="dxa" w:w="3324"/>
-          </w:tcPr>
-          <w:p>
-            <w:pPr>
-              <w:spacing w:before="20" w:after="20"/>
-            </w:pPr>
-            <w:r>
-              <w:rPr>
-                <w:rFonts w:ascii="Aptos" w:hAnsi="Aptos"/>
-                <w:b w:val="0"/>
-                <w:i w:val="0"/>
-                <w:sz w:val="22"/>
-              </w:rPr>
-              <w:t>e</w:t>
-            </w:r>
-          </w:p>
-        </w:tc>
-        <w:tc>
-          <w:tcPr>
-            <w:tcW w:type="dxa" w:w="3324"/>
-          </w:tcPr>
-          <w:p>
-            <w:pPr>
-              <w:spacing w:before="20" w:after="20"/>
-            </w:pPr>
-            <w:r>
-              <w:rPr>
-                <w:rFonts w:ascii="Aptos" w:hAnsi="Aptos"/>
-                <w:b w:val="0"/>
-                <w:i w:val="0"/>
-                <w:sz w:val="22"/>
-              </w:rPr>
-              <w:t>kolokwium końcowe; raport z wykonanego zadania; kolokwium</w:t>
-            </w:r>
-          </w:p>
-        </w:tc>
-      </w:tr>
-      <w:tr>
-        <w:tc>
-          <w:tcPr>
-            <w:tcW w:type="dxa" w:w="3324"/>
-          </w:tcPr>
-          <w:p>
-            <w:pPr>
-              <w:spacing w:before="20" w:after="20"/>
-            </w:pPr>
-            <w:r>
-              <w:rPr>
-                <w:rFonts w:ascii="Aptos" w:hAnsi="Aptos"/>
-                <w:b w:val="0"/>
-                <w:i w:val="0"/>
-                <w:sz w:val="22"/>
-              </w:rPr>
-            </w:r>
-          </w:p>
-        </w:tc>
-        <w:tc>
-          <w:tcPr>
-            <w:tcW w:type="dxa" w:w="3324"/>
-          </w:tcPr>
-          <w:p>
-            <w:pPr>
-              <w:spacing w:before="20" w:after="20"/>
-            </w:pPr>
-            <w:r>
-              <w:rPr>
-                <w:rFonts w:ascii="Aptos" w:hAnsi="Aptos"/>
-                <w:b w:val="0"/>
-                <w:i w:val="0"/>
-                <w:sz w:val="22"/>
-              </w:rPr>
-              <w:t>s</w:t>
-            </w:r>
-          </w:p>
-        </w:tc>
-        <w:tc>
-          <w:tcPr>
-            <w:tcW w:type="dxa" w:w="3324"/>
-          </w:tcPr>
-          <w:p>
-            <w:pPr>
-              <w:spacing w:before="20" w:after="20"/>
-            </w:pPr>
-            <w:r>
-              <w:rPr>
-                <w:rFonts w:ascii="Aptos" w:hAnsi="Aptos"/>
-                <w:b w:val="0"/>
-                <w:i w:val="0"/>
-                <w:sz w:val="22"/>
-              </w:rPr>
-              <w:t>kolokwium końcowe; raport z wykonanego zadania; kolokwium</w:t>
-            </w:r>
-          </w:p>
-        </w:tc>
-      </w:tr>
-      <w:tr>
-        <w:tc>
-          <w:tcPr>
-            <w:tcW w:type="dxa" w:w="3324"/>
-          </w:tcPr>
-          <w:p>
-            <w:pPr>
-              <w:spacing w:before="20" w:after="20"/>
-            </w:pPr>
-            <w:r>
-              <w:rPr>
-                <w:rFonts w:ascii="Aptos" w:hAnsi="Aptos"/>
-                <w:b w:val="0"/>
-                <w:i w:val="0"/>
-                <w:sz w:val="22"/>
-              </w:rPr>
-            </w:r>
-          </w:p>
-        </w:tc>
-        <w:tc>
-          <w:tcPr>
-            <w:tcW w:type="dxa" w:w="3324"/>
-          </w:tcPr>
-          <w:p>
-            <w:pPr>
-              <w:spacing w:before="20" w:after="20"/>
-            </w:pPr>
-            <w:r>
-              <w:rPr>
-                <w:rFonts w:ascii="Aptos" w:hAnsi="Aptos"/>
-                <w:b w:val="0"/>
-                <w:i w:val="0"/>
-                <w:sz w:val="22"/>
-              </w:rPr>
-              <w:t>t</w:t>
-            </w:r>
-          </w:p>
-        </w:tc>
-        <w:tc>
-          <w:tcPr>
-            <w:tcW w:type="dxa" w:w="3324"/>
-          </w:tcPr>
-          <w:p>
-            <w:pPr>
-              <w:spacing w:before="20" w:after="20"/>
-            </w:pPr>
-            <w:r>
-              <w:rPr>
-                <w:rFonts w:ascii="Aptos" w:hAnsi="Aptos"/>
-                <w:b w:val="0"/>
-                <w:i w:val="0"/>
-                <w:sz w:val="22"/>
-              </w:rPr>
-              <w:t>kolokwium końcowe; raport z wykonanego zadania; kolokwium</w:t>
-            </w:r>
-          </w:p>
-        </w:tc>
-      </w:tr>
-      <w:tr>
-        <w:tc>
-          <w:tcPr>
-            <w:tcW w:type="dxa" w:w="3324"/>
-          </w:tcPr>
-          <w:p>
-            <w:pPr>
-              <w:spacing w:before="20" w:after="20"/>
-            </w:pPr>
-            <w:r>
-              <w:rPr>
-                <w:rFonts w:ascii="Aptos" w:hAnsi="Aptos"/>
-                <w:b w:val="0"/>
-                <w:i w:val="0"/>
-                <w:sz w:val="22"/>
-              </w:rPr>
-            </w:r>
-          </w:p>
-        </w:tc>
-        <w:tc>
-          <w:tcPr>
-            <w:tcW w:type="dxa" w:w="3324"/>
-          </w:tcPr>
-          <w:p>
-            <w:pPr>
-              <w:spacing w:before="20" w:after="20"/>
-            </w:pPr>
-            <w:r>
-              <w:rPr>
-                <w:rFonts w:ascii="Aptos" w:hAnsi="Aptos"/>
-                <w:b w:val="0"/>
-                <w:i w:val="0"/>
-                <w:sz w:val="22"/>
-              </w:rPr>
-              <w:t xml:space="preserve"> </w:t>
-            </w:r>
-          </w:p>
-        </w:tc>
-        <w:tc>
-          <w:tcPr>
-            <w:tcW w:type="dxa" w:w="3324"/>
-          </w:tcPr>
-          <w:p>
-            <w:pPr>
-              <w:spacing w:before="20" w:after="20"/>
-            </w:pPr>
-            <w:r>
-              <w:rPr>
-                <w:rFonts w:ascii="Aptos" w:hAnsi="Aptos"/>
-                <w:b w:val="0"/>
-                <w:i w:val="0"/>
-                <w:sz w:val="22"/>
-              </w:rPr>
-              <w:t>kolokwium końcowe; raport z wykonanego zadania; kolokwium</w:t>
-            </w:r>
-          </w:p>
-        </w:tc>
-      </w:tr>
-      <w:tr>
-        <w:tc>
-          <w:tcPr>
-            <w:tcW w:type="dxa" w:w="3324"/>
-          </w:tcPr>
-          <w:p>
-            <w:pPr>
-              <w:spacing w:before="20" w:after="20"/>
-            </w:pPr>
-            <w:r>
-              <w:rPr>
-                <w:rFonts w:ascii="Aptos" w:hAnsi="Aptos"/>
-                <w:b w:val="0"/>
-                <w:i w:val="0"/>
-                <w:sz w:val="22"/>
-              </w:rPr>
-            </w:r>
-          </w:p>
-        </w:tc>
-        <w:tc>
-          <w:tcPr>
-            <w:tcW w:type="dxa" w:w="3324"/>
-          </w:tcPr>
-          <w:p>
-            <w:pPr>
-              <w:spacing w:before="20" w:after="20"/>
-            </w:pPr>
-            <w:r>
-              <w:rPr>
-                <w:rFonts w:ascii="Aptos" w:hAnsi="Aptos"/>
-                <w:b w:val="0"/>
-                <w:i w:val="0"/>
-                <w:sz w:val="22"/>
-              </w:rPr>
-              <w:t>g</w:t>
-            </w:r>
-          </w:p>
-        </w:tc>
-        <w:tc>
-          <w:tcPr>
-            <w:tcW w:type="dxa" w:w="3324"/>
-          </w:tcPr>
-          <w:p>
-            <w:pPr>
-              <w:spacing w:before="20" w:after="20"/>
-            </w:pPr>
-            <w:r>
-              <w:rPr>
-                <w:rFonts w:ascii="Aptos" w:hAnsi="Aptos"/>
-                <w:b w:val="0"/>
-                <w:i w:val="0"/>
-                <w:sz w:val="22"/>
-              </w:rPr>
-              <w:t>kolokwium końcowe; raport z wykonanego zadania; kolokwium</w:t>
-            </w:r>
-          </w:p>
-        </w:tc>
-      </w:tr>
-      <w:tr>
-        <w:tc>
-          <w:tcPr>
-            <w:tcW w:type="dxa" w:w="3324"/>
-          </w:tcPr>
-          <w:p>
-            <w:pPr>
-              <w:spacing w:before="20" w:after="20"/>
-            </w:pPr>
-            <w:r>
-              <w:rPr>
-                <w:rFonts w:ascii="Aptos" w:hAnsi="Aptos"/>
-                <w:b w:val="0"/>
-                <w:i w:val="0"/>
-                <w:sz w:val="22"/>
-              </w:rPr>
-            </w:r>
-          </w:p>
-        </w:tc>
-        <w:tc>
-          <w:tcPr>
-            <w:tcW w:type="dxa" w:w="3324"/>
-          </w:tcPr>
-          <w:p>
-            <w:pPr>
-              <w:spacing w:before="20" w:after="20"/>
-            </w:pPr>
-            <w:r>
-              <w:rPr>
-                <w:rFonts w:ascii="Aptos" w:hAnsi="Aptos"/>
-                <w:b w:val="0"/>
-                <w:i w:val="0"/>
-                <w:sz w:val="22"/>
-              </w:rPr>
-              <w:t>o</w:t>
-            </w:r>
-          </w:p>
-        </w:tc>
-        <w:tc>
-          <w:tcPr>
-            <w:tcW w:type="dxa" w:w="3324"/>
-          </w:tcPr>
-          <w:p>
-            <w:pPr>
-              <w:spacing w:before="20" w:after="20"/>
-            </w:pPr>
-            <w:r>
-              <w:rPr>
-                <w:rFonts w:ascii="Aptos" w:hAnsi="Aptos"/>
-                <w:b w:val="0"/>
-                <w:i w:val="0"/>
-                <w:sz w:val="22"/>
-              </w:rPr>
-              <w:t>kolokwium końcowe; raport z wykonanego zadania; kolokwium</w:t>
-            </w:r>
-          </w:p>
-        </w:tc>
-      </w:tr>
-      <w:tr>
-        <w:tc>
-          <w:tcPr>
-            <w:tcW w:type="dxa" w:w="3324"/>
-          </w:tcPr>
-          <w:p>
-            <w:pPr>
-              <w:spacing w:before="20" w:after="20"/>
-            </w:pPr>
-            <w:r>
-              <w:rPr>
-                <w:rFonts w:ascii="Aptos" w:hAnsi="Aptos"/>
-                <w:b w:val="0"/>
-                <w:i w:val="0"/>
-                <w:sz w:val="22"/>
-              </w:rPr>
-            </w:r>
-          </w:p>
-        </w:tc>
-        <w:tc>
-          <w:tcPr>
-            <w:tcW w:type="dxa" w:w="3324"/>
-          </w:tcPr>
-          <w:p>
-            <w:pPr>
-              <w:spacing w:before="20" w:after="20"/>
-            </w:pPr>
-            <w:r>
-              <w:rPr>
-                <w:rFonts w:ascii="Aptos" w:hAnsi="Aptos"/>
-                <w:b w:val="0"/>
-                <w:i w:val="0"/>
-                <w:sz w:val="22"/>
-              </w:rPr>
-              <w:t>t</w:t>
-            </w:r>
-          </w:p>
-        </w:tc>
-        <w:tc>
-          <w:tcPr>
-            <w:tcW w:type="dxa" w:w="3324"/>
-          </w:tcPr>
-          <w:p>
-            <w:pPr>
-              <w:spacing w:before="20" w:after="20"/>
-            </w:pPr>
-            <w:r>
-              <w:rPr>
-                <w:rFonts w:ascii="Aptos" w:hAnsi="Aptos"/>
-                <w:b w:val="0"/>
-                <w:i w:val="0"/>
-                <w:sz w:val="22"/>
-              </w:rPr>
-              <w:t>kolokwium końcowe; raport z wykonanego zadania; kolokwium</w:t>
-            </w:r>
-          </w:p>
-        </w:tc>
-      </w:tr>
-      <w:tr>
-        <w:tc>
-          <w:tcPr>
-            <w:tcW w:type="dxa" w:w="3324"/>
-          </w:tcPr>
-          <w:p>
-            <w:pPr>
-              <w:spacing w:before="20" w:after="20"/>
-            </w:pPr>
-            <w:r>
-              <w:rPr>
-                <w:rFonts w:ascii="Aptos" w:hAnsi="Aptos"/>
-                <w:b w:val="0"/>
-                <w:i w:val="0"/>
-                <w:sz w:val="22"/>
-              </w:rPr>
-            </w:r>
-          </w:p>
-        </w:tc>
-        <w:tc>
-          <w:tcPr>
-            <w:tcW w:type="dxa" w:w="3324"/>
-          </w:tcPr>
-          <w:p>
-            <w:pPr>
-              <w:spacing w:before="20" w:after="20"/>
-            </w:pPr>
-            <w:r>
-              <w:rPr>
-                <w:rFonts w:ascii="Aptos" w:hAnsi="Aptos"/>
-                <w:b w:val="0"/>
-                <w:i w:val="0"/>
-                <w:sz w:val="22"/>
-              </w:rPr>
-              <w:t>ó</w:t>
-            </w:r>
-          </w:p>
-        </w:tc>
-        <w:tc>
-          <w:tcPr>
-            <w:tcW w:type="dxa" w:w="3324"/>
-          </w:tcPr>
-          <w:p>
-            <w:pPr>
-              <w:spacing w:before="20" w:after="20"/>
-            </w:pPr>
-            <w:r>
-              <w:rPr>
-                <w:rFonts w:ascii="Aptos" w:hAnsi="Aptos"/>
-                <w:b w:val="0"/>
-                <w:i w:val="0"/>
-                <w:sz w:val="22"/>
-              </w:rPr>
-              <w:t>kolokwium końcowe; raport z wykonanego zadania; kolokwium</w:t>
-            </w:r>
-          </w:p>
-        </w:tc>
-      </w:tr>
-      <w:tr>
-        <w:tc>
-          <w:tcPr>
-            <w:tcW w:type="dxa" w:w="3324"/>
-          </w:tcPr>
-          <w:p>
-            <w:pPr>
-              <w:spacing w:before="20" w:after="20"/>
-            </w:pPr>
-            <w:r>
-              <w:rPr>
-                <w:rFonts w:ascii="Aptos" w:hAnsi="Aptos"/>
-                <w:b w:val="0"/>
-                <w:i w:val="0"/>
-                <w:sz w:val="22"/>
-              </w:rPr>
-            </w:r>
-          </w:p>
-        </w:tc>
-        <w:tc>
-          <w:tcPr>
-            <w:tcW w:type="dxa" w:w="3324"/>
-          </w:tcPr>
-          <w:p>
-            <w:pPr>
-              <w:spacing w:before="20" w:after="20"/>
-            </w:pPr>
-            <w:r>
-              <w:rPr>
-                <w:rFonts w:ascii="Aptos" w:hAnsi="Aptos"/>
-                <w:b w:val="0"/>
-                <w:i w:val="0"/>
-                <w:sz w:val="22"/>
-              </w:rPr>
-              <w:t>w</w:t>
-            </w:r>
-          </w:p>
-        </w:tc>
-        <w:tc>
-          <w:tcPr>
-            <w:tcW w:type="dxa" w:w="3324"/>
-          </w:tcPr>
-          <w:p>
-            <w:pPr>
-              <w:spacing w:before="20" w:after="20"/>
-            </w:pPr>
-            <w:r>
-              <w:rPr>
-                <w:rFonts w:ascii="Aptos" w:hAnsi="Aptos"/>
-                <w:b w:val="0"/>
-                <w:i w:val="0"/>
-                <w:sz w:val="22"/>
-              </w:rPr>
-              <w:t>kolokwium końcowe; raport z wykonanego zadania; kolokwium</w:t>
-            </w:r>
-          </w:p>
-        </w:tc>
-      </w:tr>
-      <w:tr>
-        <w:tc>
-          <w:tcPr>
-            <w:tcW w:type="dxa" w:w="3324"/>
-          </w:tcPr>
-          <w:p>
-            <w:pPr>
-              <w:spacing w:before="20" w:after="20"/>
-            </w:pPr>
-            <w:r>
-              <w:rPr>
-                <w:rFonts w:ascii="Aptos" w:hAnsi="Aptos"/>
-                <w:b w:val="0"/>
-                <w:i w:val="0"/>
-                <w:sz w:val="22"/>
-              </w:rPr>
-            </w:r>
-          </w:p>
-        </w:tc>
-        <w:tc>
-          <w:tcPr>
-            <w:tcW w:type="dxa" w:w="3324"/>
-          </w:tcPr>
-          <w:p>
-            <w:pPr>
-              <w:spacing w:before="20" w:after="20"/>
-            </w:pPr>
-            <w:r>
-              <w:rPr>
-                <w:rFonts w:ascii="Aptos" w:hAnsi="Aptos"/>
-                <w:b w:val="0"/>
-                <w:i w:val="0"/>
-                <w:sz w:val="22"/>
-              </w:rPr>
-              <w:t xml:space="preserve"> </w:t>
-            </w:r>
-          </w:p>
-        </w:tc>
-        <w:tc>
-          <w:tcPr>
-            <w:tcW w:type="dxa" w:w="3324"/>
-          </w:tcPr>
-          <w:p>
-            <w:pPr>
-              <w:spacing w:before="20" w:after="20"/>
-            </w:pPr>
-            <w:r>
-              <w:rPr>
-                <w:rFonts w:ascii="Aptos" w:hAnsi="Aptos"/>
-                <w:b w:val="0"/>
-                <w:i w:val="0"/>
-                <w:sz w:val="22"/>
-              </w:rPr>
-              <w:t>kolokwium końcowe; raport z wykonanego zadania; kolokwium</w:t>
-            </w:r>
-          </w:p>
-        </w:tc>
-      </w:tr>
-      <w:tr>
-        <w:tc>
-          <w:tcPr>
-            <w:tcW w:type="dxa" w:w="3324"/>
-          </w:tcPr>
-          <w:p>
-            <w:pPr>
-              <w:spacing w:before="20" w:after="20"/>
-            </w:pPr>
-            <w:r>
-              <w:rPr>
-                <w:rFonts w:ascii="Aptos" w:hAnsi="Aptos"/>
-                <w:b w:val="0"/>
-                <w:i w:val="0"/>
-                <w:sz w:val="22"/>
-              </w:rPr>
-            </w:r>
-          </w:p>
-        </w:tc>
-        <w:tc>
-          <w:tcPr>
-            <w:tcW w:type="dxa" w:w="3324"/>
-          </w:tcPr>
-          <w:p>
-            <w:pPr>
-              <w:spacing w:before="20" w:after="20"/>
-            </w:pPr>
-            <w:r>
-              <w:rPr>
-                <w:rFonts w:ascii="Aptos" w:hAnsi="Aptos"/>
-                <w:b w:val="0"/>
-                <w:i w:val="0"/>
-                <w:sz w:val="22"/>
-              </w:rPr>
-              <w:t>d</w:t>
-            </w:r>
-          </w:p>
-        </w:tc>
-        <w:tc>
-          <w:tcPr>
-            <w:tcW w:type="dxa" w:w="3324"/>
-          </w:tcPr>
-          <w:p>
-            <w:pPr>
-              <w:spacing w:before="20" w:after="20"/>
-            </w:pPr>
-            <w:r>
-              <w:rPr>
-                <w:rFonts w:ascii="Aptos" w:hAnsi="Aptos"/>
-                <w:b w:val="0"/>
-                <w:i w:val="0"/>
-                <w:sz w:val="22"/>
-              </w:rPr>
-              <w:t>kolokwium końcowe; raport z wykonanego zadania; kolokwium</w:t>
-            </w:r>
-          </w:p>
-        </w:tc>
-      </w:tr>
-      <w:tr>
-        <w:tc>
-          <w:tcPr>
-            <w:tcW w:type="dxa" w:w="3324"/>
-          </w:tcPr>
-          <w:p>
-            <w:pPr>
-              <w:spacing w:before="20" w:after="20"/>
-            </w:pPr>
-            <w:r>
-              <w:rPr>
-                <w:rFonts w:ascii="Aptos" w:hAnsi="Aptos"/>
-                <w:b w:val="0"/>
-                <w:i w:val="0"/>
-                <w:sz w:val="22"/>
-              </w:rPr>
-            </w:r>
-          </w:p>
-        </w:tc>
-        <w:tc>
-          <w:tcPr>
-            <w:tcW w:type="dxa" w:w="3324"/>
-          </w:tcPr>
-          <w:p>
-            <w:pPr>
-              <w:spacing w:before="20" w:after="20"/>
-            </w:pPr>
-            <w:r>
-              <w:rPr>
-                <w:rFonts w:ascii="Aptos" w:hAnsi="Aptos"/>
-                <w:b w:val="0"/>
-                <w:i w:val="0"/>
-                <w:sz w:val="22"/>
-              </w:rPr>
-              <w:t>o</w:t>
-            </w:r>
-          </w:p>
-        </w:tc>
-        <w:tc>
-          <w:tcPr>
-            <w:tcW w:type="dxa" w:w="3324"/>
-          </w:tcPr>
-          <w:p>
-            <w:pPr>
-              <w:spacing w:before="20" w:after="20"/>
-            </w:pPr>
-            <w:r>
-              <w:rPr>
-                <w:rFonts w:ascii="Aptos" w:hAnsi="Aptos"/>
-                <w:b w:val="0"/>
-                <w:i w:val="0"/>
-                <w:sz w:val="22"/>
-              </w:rPr>
-              <w:t>kolokwium końcowe; raport z wykonanego zadania; kolokwium</w:t>
-            </w:r>
-          </w:p>
-        </w:tc>
-      </w:tr>
-      <w:tr>
-        <w:tc>
-          <w:tcPr>
-            <w:tcW w:type="dxa" w:w="3324"/>
-          </w:tcPr>
-          <w:p>
-            <w:pPr>
-              <w:spacing w:before="20" w:after="20"/>
-            </w:pPr>
-            <w:r>
-              <w:rPr>
-                <w:rFonts w:ascii="Aptos" w:hAnsi="Aptos"/>
-                <w:b w:val="0"/>
-                <w:i w:val="0"/>
-                <w:sz w:val="22"/>
-              </w:rPr>
-            </w:r>
-          </w:p>
-        </w:tc>
-        <w:tc>
-          <w:tcPr>
-            <w:tcW w:type="dxa" w:w="3324"/>
-          </w:tcPr>
-          <w:p>
-            <w:pPr>
-              <w:spacing w:before="20" w:after="20"/>
-            </w:pPr>
-            <w:r>
-              <w:rPr>
-                <w:rFonts w:ascii="Aptos" w:hAnsi="Aptos"/>
-                <w:b w:val="0"/>
-                <w:i w:val="0"/>
-                <w:sz w:val="22"/>
-              </w:rPr>
-              <w:t xml:space="preserve"> </w:t>
-            </w:r>
-          </w:p>
-        </w:tc>
-        <w:tc>
-          <w:tcPr>
-            <w:tcW w:type="dxa" w:w="3324"/>
-          </w:tcPr>
-          <w:p>
-            <w:pPr>
-              <w:spacing w:before="20" w:after="20"/>
-            </w:pPr>
-            <w:r>
-              <w:rPr>
-                <w:rFonts w:ascii="Aptos" w:hAnsi="Aptos"/>
-                <w:b w:val="0"/>
-                <w:i w:val="0"/>
-                <w:sz w:val="22"/>
-              </w:rPr>
-              <w:t>kolokwium końcowe; raport z wykonanego zadania; kolokwium</w:t>
-            </w:r>
-          </w:p>
-        </w:tc>
-      </w:tr>
-      <w:tr>
-        <w:tc>
-          <w:tcPr>
-            <w:tcW w:type="dxa" w:w="3324"/>
-          </w:tcPr>
-          <w:p>
-            <w:pPr>
-              <w:spacing w:before="20" w:after="20"/>
-            </w:pPr>
-            <w:r>
-              <w:rPr>
-                <w:rFonts w:ascii="Aptos" w:hAnsi="Aptos"/>
-                <w:b w:val="0"/>
-                <w:i w:val="0"/>
-                <w:sz w:val="22"/>
-              </w:rPr>
-            </w:r>
-          </w:p>
-        </w:tc>
-        <w:tc>
-          <w:tcPr>
-            <w:tcW w:type="dxa" w:w="3324"/>
-          </w:tcPr>
-          <w:p>
-            <w:pPr>
-              <w:spacing w:before="20" w:after="20"/>
-            </w:pPr>
-            <w:r>
-              <w:rPr>
-                <w:rFonts w:ascii="Aptos" w:hAnsi="Aptos"/>
-                <w:b w:val="0"/>
-                <w:i w:val="0"/>
-                <w:sz w:val="22"/>
-              </w:rPr>
-              <w:t>p</w:t>
-            </w:r>
-          </w:p>
-        </w:tc>
-        <w:tc>
-          <w:tcPr>
-            <w:tcW w:type="dxa" w:w="3324"/>
-          </w:tcPr>
-          <w:p>
-            <w:pPr>
-              <w:spacing w:before="20" w:after="20"/>
-            </w:pPr>
-            <w:r>
-              <w:rPr>
-                <w:rFonts w:ascii="Aptos" w:hAnsi="Aptos"/>
-                <w:b w:val="0"/>
-                <w:i w:val="0"/>
-                <w:sz w:val="22"/>
-              </w:rPr>
-              <w:t>kolokwium końcowe; raport z wykonanego zadania; kolokwium</w:t>
-            </w:r>
-          </w:p>
-        </w:tc>
-      </w:tr>
-      <w:tr>
-        <w:tc>
-          <w:tcPr>
-            <w:tcW w:type="dxa" w:w="3324"/>
-          </w:tcPr>
-          <w:p>
-            <w:pPr>
-              <w:spacing w:before="20" w:after="20"/>
-            </w:pPr>
-            <w:r>
-              <w:rPr>
-                <w:rFonts w:ascii="Aptos" w:hAnsi="Aptos"/>
-                <w:b w:val="0"/>
-                <w:i w:val="0"/>
-                <w:sz w:val="22"/>
-              </w:rPr>
-            </w:r>
-          </w:p>
-        </w:tc>
-        <w:tc>
-          <w:tcPr>
-            <w:tcW w:type="dxa" w:w="3324"/>
-          </w:tcPr>
-          <w:p>
-            <w:pPr>
-              <w:spacing w:before="20" w:after="20"/>
-            </w:pPr>
-            <w:r>
-              <w:rPr>
-                <w:rFonts w:ascii="Aptos" w:hAnsi="Aptos"/>
-                <w:b w:val="0"/>
-                <w:i w:val="0"/>
-                <w:sz w:val="22"/>
-              </w:rPr>
-              <w:t>r</w:t>
-            </w:r>
-          </w:p>
-        </w:tc>
-        <w:tc>
-          <w:tcPr>
-            <w:tcW w:type="dxa" w:w="3324"/>
-          </w:tcPr>
-          <w:p>
-            <w:pPr>
-              <w:spacing w:before="20" w:after="20"/>
-            </w:pPr>
-            <w:r>
-              <w:rPr>
-                <w:rFonts w:ascii="Aptos" w:hAnsi="Aptos"/>
-                <w:b w:val="0"/>
-                <w:i w:val="0"/>
-                <w:sz w:val="22"/>
-              </w:rPr>
-              <w:t>kolokwium końcowe; raport z wykonanego zadania; kolokwium</w:t>
-            </w:r>
-          </w:p>
-        </w:tc>
-      </w:tr>
-      <w:tr>
-        <w:tc>
-          <w:tcPr>
-            <w:tcW w:type="dxa" w:w="3324"/>
-          </w:tcPr>
-          <w:p>
-            <w:pPr>
-              <w:spacing w:before="20" w:after="20"/>
-            </w:pPr>
-            <w:r>
-              <w:rPr>
-                <w:rFonts w:ascii="Aptos" w:hAnsi="Aptos"/>
-                <w:b w:val="0"/>
-                <w:i w:val="0"/>
-                <w:sz w:val="22"/>
-              </w:rPr>
-            </w:r>
-          </w:p>
-        </w:tc>
-        <w:tc>
-          <w:tcPr>
-            <w:tcW w:type="dxa" w:w="3324"/>
-          </w:tcPr>
-          <w:p>
-            <w:pPr>
-              <w:spacing w:before="20" w:after="20"/>
-            </w:pPr>
-            <w:r>
-              <w:rPr>
-                <w:rFonts w:ascii="Aptos" w:hAnsi="Aptos"/>
-                <w:b w:val="0"/>
-                <w:i w:val="0"/>
-                <w:sz w:val="22"/>
-              </w:rPr>
-              <w:t>a</w:t>
-            </w:r>
-          </w:p>
-        </w:tc>
-        <w:tc>
-          <w:tcPr>
-            <w:tcW w:type="dxa" w:w="3324"/>
-          </w:tcPr>
-          <w:p>
-            <w:pPr>
-              <w:spacing w:before="20" w:after="20"/>
-            </w:pPr>
-            <w:r>
-              <w:rPr>
-                <w:rFonts w:ascii="Aptos" w:hAnsi="Aptos"/>
-                <w:b w:val="0"/>
-                <w:i w:val="0"/>
-                <w:sz w:val="22"/>
-              </w:rPr>
-              <w:t>kolokwium końcowe; raport z wykonanego zadania; kolokwium</w:t>
-            </w:r>
-          </w:p>
-        </w:tc>
-      </w:tr>
-      <w:tr>
-        <w:tc>
-          <w:tcPr>
-            <w:tcW w:type="dxa" w:w="3324"/>
-          </w:tcPr>
-          <w:p>
-            <w:pPr>
-              <w:spacing w:before="20" w:after="20"/>
-            </w:pPr>
-            <w:r>
-              <w:rPr>
-                <w:rFonts w:ascii="Aptos" w:hAnsi="Aptos"/>
-                <w:b w:val="0"/>
-                <w:i w:val="0"/>
-                <w:sz w:val="22"/>
-              </w:rPr>
-            </w:r>
-          </w:p>
-        </w:tc>
-        <w:tc>
-          <w:tcPr>
-            <w:tcW w:type="dxa" w:w="3324"/>
-          </w:tcPr>
-          <w:p>
-            <w:pPr>
-              <w:spacing w:before="20" w:after="20"/>
-            </w:pPr>
-            <w:r>
-              <w:rPr>
-                <w:rFonts w:ascii="Aptos" w:hAnsi="Aptos"/>
-                <w:b w:val="0"/>
-                <w:i w:val="0"/>
-                <w:sz w:val="22"/>
-              </w:rPr>
-              <w:t>c</w:t>
-            </w:r>
-          </w:p>
-        </w:tc>
-        <w:tc>
-          <w:tcPr>
-            <w:tcW w:type="dxa" w:w="3324"/>
-          </w:tcPr>
-          <w:p>
-            <w:pPr>
-              <w:spacing w:before="20" w:after="20"/>
-            </w:pPr>
-            <w:r>
-              <w:rPr>
-                <w:rFonts w:ascii="Aptos" w:hAnsi="Aptos"/>
-                <w:b w:val="0"/>
-                <w:i w:val="0"/>
-                <w:sz w:val="22"/>
-              </w:rPr>
-              <w:t>kolokwium końcowe; raport z wykonanego zadania; kolokwium</w:t>
-            </w:r>
-          </w:p>
-        </w:tc>
-      </w:tr>
-      <w:tr>
-        <w:tc>
-          <w:tcPr>
-            <w:tcW w:type="dxa" w:w="3324"/>
-          </w:tcPr>
-          <w:p>
-            <w:pPr>
-              <w:spacing w:before="20" w:after="20"/>
-            </w:pPr>
-            <w:r>
-              <w:rPr>
-                <w:rFonts w:ascii="Aptos" w:hAnsi="Aptos"/>
-                <w:b w:val="0"/>
-                <w:i w:val="0"/>
-                <w:sz w:val="22"/>
-              </w:rPr>
-            </w:r>
-          </w:p>
-        </w:tc>
-        <w:tc>
-          <w:tcPr>
-            <w:tcW w:type="dxa" w:w="3324"/>
-          </w:tcPr>
-          <w:p>
-            <w:pPr>
-              <w:spacing w:before="20" w:after="20"/>
-            </w:pPr>
-            <w:r>
-              <w:rPr>
-                <w:rFonts w:ascii="Aptos" w:hAnsi="Aptos"/>
-                <w:b w:val="0"/>
-                <w:i w:val="0"/>
-                <w:sz w:val="22"/>
-              </w:rPr>
-              <w:t>y</w:t>
-            </w:r>
-          </w:p>
-        </w:tc>
-        <w:tc>
-          <w:tcPr>
-            <w:tcW w:type="dxa" w:w="3324"/>
-          </w:tcPr>
-          <w:p>
-            <w:pPr>
-              <w:spacing w:before="20" w:after="20"/>
-            </w:pPr>
-            <w:r>
-              <w:rPr>
-                <w:rFonts w:ascii="Aptos" w:hAnsi="Aptos"/>
-                <w:b w:val="0"/>
-                <w:i w:val="0"/>
-                <w:sz w:val="22"/>
-              </w:rPr>
-              <w:t>kolokwium końcowe; raport z wykonanego zadania; kolokwium</w:t>
-            </w:r>
-          </w:p>
-        </w:tc>
-      </w:tr>
-      <w:tr>
-        <w:tc>
-          <w:tcPr>
-            <w:tcW w:type="dxa" w:w="3324"/>
-          </w:tcPr>
-          <w:p>
-            <w:pPr>
-              <w:spacing w:before="20" w:after="20"/>
-            </w:pPr>
-            <w:r>
-              <w:rPr>
-                <w:rFonts w:ascii="Aptos" w:hAnsi="Aptos"/>
-                <w:b w:val="0"/>
-                <w:i w:val="0"/>
-                <w:sz w:val="22"/>
-              </w:rPr>
-            </w:r>
-          </w:p>
-        </w:tc>
-        <w:tc>
-          <w:tcPr>
-            <w:tcW w:type="dxa" w:w="3324"/>
-          </w:tcPr>
-          <w:p>
-            <w:pPr>
-              <w:spacing w:before="20" w:after="20"/>
-            </w:pPr>
-            <w:r>
-              <w:rPr>
-                <w:rFonts w:ascii="Aptos" w:hAnsi="Aptos"/>
-                <w:b w:val="0"/>
-                <w:i w:val="0"/>
-                <w:sz w:val="22"/>
-              </w:rPr>
-              <w:t xml:space="preserve"> </w:t>
-            </w:r>
-          </w:p>
-        </w:tc>
-        <w:tc>
-          <w:tcPr>
-            <w:tcW w:type="dxa" w:w="3324"/>
-          </w:tcPr>
-          <w:p>
-            <w:pPr>
-              <w:spacing w:before="20" w:after="20"/>
-            </w:pPr>
-            <w:r>
-              <w:rPr>
-                <w:rFonts w:ascii="Aptos" w:hAnsi="Aptos"/>
-                <w:b w:val="0"/>
-                <w:i w:val="0"/>
-                <w:sz w:val="22"/>
-              </w:rPr>
-              <w:t>kolokwium końcowe; raport z wykonanego zadania; kolokwium</w:t>
-            </w:r>
-          </w:p>
-        </w:tc>
-      </w:tr>
-      <w:tr>
-        <w:tc>
-          <w:tcPr>
-            <w:tcW w:type="dxa" w:w="3324"/>
-          </w:tcPr>
-          <w:p>
-            <w:pPr>
-              <w:spacing w:before="20" w:after="20"/>
-            </w:pPr>
-            <w:r>
-              <w:rPr>
-                <w:rFonts w:ascii="Aptos" w:hAnsi="Aptos"/>
-                <w:b w:val="0"/>
-                <w:i w:val="0"/>
-                <w:sz w:val="22"/>
-              </w:rPr>
-            </w:r>
-          </w:p>
-        </w:tc>
-        <w:tc>
-          <w:tcPr>
-            <w:tcW w:type="dxa" w:w="3324"/>
-          </w:tcPr>
-          <w:p>
-            <w:pPr>
-              <w:spacing w:before="20" w:after="20"/>
-            </w:pPr>
-            <w:r>
-              <w:rPr>
-                <w:rFonts w:ascii="Aptos" w:hAnsi="Aptos"/>
-                <w:b w:val="0"/>
-                <w:i w:val="0"/>
-                <w:sz w:val="22"/>
-              </w:rPr>
-              <w:t>z</w:t>
-            </w:r>
-          </w:p>
-        </w:tc>
-        <w:tc>
-          <w:tcPr>
-            <w:tcW w:type="dxa" w:w="3324"/>
-          </w:tcPr>
-          <w:p>
-            <w:pPr>
-              <w:spacing w:before="20" w:after="20"/>
-            </w:pPr>
-            <w:r>
-              <w:rPr>
-                <w:rFonts w:ascii="Aptos" w:hAnsi="Aptos"/>
-                <w:b w:val="0"/>
-                <w:i w:val="0"/>
-                <w:sz w:val="22"/>
-              </w:rPr>
-              <w:t>kolokwium końcowe; raport z wykonanego zadania; kolokwium</w:t>
-            </w:r>
-          </w:p>
-        </w:tc>
-      </w:tr>
-      <w:tr>
-        <w:tc>
-          <w:tcPr>
-            <w:tcW w:type="dxa" w:w="3324"/>
-          </w:tcPr>
-          <w:p>
-            <w:pPr>
-              <w:spacing w:before="20" w:after="20"/>
-            </w:pPr>
-            <w:r>
-              <w:rPr>
-                <w:rFonts w:ascii="Aptos" w:hAnsi="Aptos"/>
-                <w:b w:val="0"/>
-                <w:i w:val="0"/>
-                <w:sz w:val="22"/>
-              </w:rPr>
-            </w:r>
-          </w:p>
-        </w:tc>
-        <w:tc>
-          <w:tcPr>
-            <w:tcW w:type="dxa" w:w="3324"/>
-          </w:tcPr>
-          <w:p>
-            <w:pPr>
-              <w:spacing w:before="20" w:after="20"/>
-            </w:pPr>
-            <w:r>
-              <w:rPr>
-                <w:rFonts w:ascii="Aptos" w:hAnsi="Aptos"/>
-                <w:b w:val="0"/>
-                <w:i w:val="0"/>
-                <w:sz w:val="22"/>
-              </w:rPr>
-              <w:t>e</w:t>
-            </w:r>
-          </w:p>
-        </w:tc>
-        <w:tc>
-          <w:tcPr>
-            <w:tcW w:type="dxa" w:w="3324"/>
-          </w:tcPr>
-          <w:p>
-            <w:pPr>
-              <w:spacing w:before="20" w:after="20"/>
-            </w:pPr>
-            <w:r>
-              <w:rPr>
-                <w:rFonts w:ascii="Aptos" w:hAnsi="Aptos"/>
-                <w:b w:val="0"/>
-                <w:i w:val="0"/>
-                <w:sz w:val="22"/>
-              </w:rPr>
-              <w:t>kolokwium końcowe; raport z wykonanego zadania; kolokwium</w:t>
-            </w:r>
-          </w:p>
-        </w:tc>
-      </w:tr>
-      <w:tr>
-        <w:tc>
-          <w:tcPr>
-            <w:tcW w:type="dxa" w:w="3324"/>
-          </w:tcPr>
-          <w:p>
-            <w:pPr>
-              <w:spacing w:before="20" w:after="20"/>
-            </w:pPr>
-            <w:r>
-              <w:rPr>
-                <w:rFonts w:ascii="Aptos" w:hAnsi="Aptos"/>
-                <w:b w:val="0"/>
-                <w:i w:val="0"/>
-                <w:sz w:val="22"/>
-              </w:rPr>
-            </w:r>
-          </w:p>
-        </w:tc>
-        <w:tc>
-          <w:tcPr>
-            <w:tcW w:type="dxa" w:w="3324"/>
-          </w:tcPr>
-          <w:p>
-            <w:pPr>
-              <w:spacing w:before="20" w:after="20"/>
-            </w:pPr>
-            <w:r>
-              <w:rPr>
-                <w:rFonts w:ascii="Aptos" w:hAnsi="Aptos"/>
-                <w:b w:val="0"/>
-                <w:i w:val="0"/>
-                <w:sz w:val="22"/>
-              </w:rPr>
-              <w:t>s</w:t>
-            </w:r>
-          </w:p>
-        </w:tc>
-        <w:tc>
-          <w:tcPr>
-            <w:tcW w:type="dxa" w:w="3324"/>
-          </w:tcPr>
-          <w:p>
-            <w:pPr>
-              <w:spacing w:before="20" w:after="20"/>
-            </w:pPr>
-            <w:r>
-              <w:rPr>
-                <w:rFonts w:ascii="Aptos" w:hAnsi="Aptos"/>
-                <w:b w:val="0"/>
-                <w:i w:val="0"/>
-                <w:sz w:val="22"/>
-              </w:rPr>
-              <w:t>kolokwium końcowe; raport z wykonanego zadania; kolokwium</w:t>
-            </w:r>
-          </w:p>
-        </w:tc>
-      </w:tr>
-      <w:tr>
-        <w:tc>
-          <w:tcPr>
-            <w:tcW w:type="dxa" w:w="3324"/>
-          </w:tcPr>
-          <w:p>
-            <w:pPr>
-              <w:spacing w:before="20" w:after="20"/>
-            </w:pPr>
-            <w:r>
-              <w:rPr>
-                <w:rFonts w:ascii="Aptos" w:hAnsi="Aptos"/>
-                <w:b w:val="0"/>
-                <w:i w:val="0"/>
-                <w:sz w:val="22"/>
-              </w:rPr>
-            </w:r>
-          </w:p>
-        </w:tc>
-        <w:tc>
-          <w:tcPr>
-            <w:tcW w:type="dxa" w:w="3324"/>
-          </w:tcPr>
-          <w:p>
-            <w:pPr>
-              <w:spacing w:before="20" w:after="20"/>
-            </w:pPr>
-            <w:r>
-              <w:rPr>
-                <w:rFonts w:ascii="Aptos" w:hAnsi="Aptos"/>
-                <w:b w:val="0"/>
-                <w:i w:val="0"/>
-                <w:sz w:val="22"/>
-              </w:rPr>
-              <w:t>p</w:t>
-            </w:r>
-          </w:p>
-        </w:tc>
-        <w:tc>
-          <w:tcPr>
-            <w:tcW w:type="dxa" w:w="3324"/>
-          </w:tcPr>
-          <w:p>
-            <w:pPr>
-              <w:spacing w:before="20" w:after="20"/>
-            </w:pPr>
-            <w:r>
-              <w:rPr>
-                <w:rFonts w:ascii="Aptos" w:hAnsi="Aptos"/>
-                <w:b w:val="0"/>
-                <w:i w:val="0"/>
-                <w:sz w:val="22"/>
-              </w:rPr>
-              <w:t>kolokwium końcowe; raport z wykonanego zadania; kolokwium</w:t>
-            </w:r>
-          </w:p>
-        </w:tc>
-      </w:tr>
-      <w:tr>
-        <w:tc>
-          <w:tcPr>
-            <w:tcW w:type="dxa" w:w="3324"/>
-          </w:tcPr>
-          <w:p>
-            <w:pPr>
-              <w:spacing w:before="20" w:after="20"/>
-            </w:pPr>
-            <w:r>
-              <w:rPr>
-                <w:rFonts w:ascii="Aptos" w:hAnsi="Aptos"/>
-                <w:b w:val="0"/>
-                <w:i w:val="0"/>
-                <w:sz w:val="22"/>
-              </w:rPr>
-            </w:r>
-          </w:p>
-        </w:tc>
-        <w:tc>
-          <w:tcPr>
-            <w:tcW w:type="dxa" w:w="3324"/>
-          </w:tcPr>
-          <w:p>
-            <w:pPr>
-              <w:spacing w:before="20" w:after="20"/>
-            </w:pPr>
-            <w:r>
-              <w:rPr>
-                <w:rFonts w:ascii="Aptos" w:hAnsi="Aptos"/>
-                <w:b w:val="0"/>
-                <w:i w:val="0"/>
-                <w:sz w:val="22"/>
-              </w:rPr>
-              <w:t>o</w:t>
-            </w:r>
-          </w:p>
-        </w:tc>
-        <w:tc>
-          <w:tcPr>
-            <w:tcW w:type="dxa" w:w="3324"/>
-          </w:tcPr>
-          <w:p>
-            <w:pPr>
-              <w:spacing w:before="20" w:after="20"/>
-            </w:pPr>
-            <w:r>
-              <w:rPr>
-                <w:rFonts w:ascii="Aptos" w:hAnsi="Aptos"/>
-                <w:b w:val="0"/>
-                <w:i w:val="0"/>
-                <w:sz w:val="22"/>
-              </w:rPr>
-              <w:t>kolokwium końcowe; raport z wykonanego zadania; kolokwium</w:t>
-            </w:r>
-          </w:p>
-        </w:tc>
-      </w:tr>
-      <w:tr>
-        <w:tc>
-          <w:tcPr>
-            <w:tcW w:type="dxa" w:w="3324"/>
-          </w:tcPr>
-          <w:p>
-            <w:pPr>
-              <w:spacing w:before="20" w:after="20"/>
-            </w:pPr>
-            <w:r>
-              <w:rPr>
-                <w:rFonts w:ascii="Aptos" w:hAnsi="Aptos"/>
-                <w:b w:val="0"/>
-                <w:i w:val="0"/>
-                <w:sz w:val="22"/>
-              </w:rPr>
-            </w:r>
-          </w:p>
-        </w:tc>
-        <w:tc>
-          <w:tcPr>
-            <w:tcW w:type="dxa" w:w="3324"/>
-          </w:tcPr>
-          <w:p>
-            <w:pPr>
-              <w:spacing w:before="20" w:after="20"/>
-            </w:pPr>
-            <w:r>
-              <w:rPr>
-                <w:rFonts w:ascii="Aptos" w:hAnsi="Aptos"/>
-                <w:b w:val="0"/>
-                <w:i w:val="0"/>
-                <w:sz w:val="22"/>
-              </w:rPr>
-              <w:t>ł</w:t>
-            </w:r>
-          </w:p>
-        </w:tc>
-        <w:tc>
-          <w:tcPr>
-            <w:tcW w:type="dxa" w:w="3324"/>
-          </w:tcPr>
-          <w:p>
-            <w:pPr>
-              <w:spacing w:before="20" w:after="20"/>
-            </w:pPr>
-            <w:r>
-              <w:rPr>
-                <w:rFonts w:ascii="Aptos" w:hAnsi="Aptos"/>
-                <w:b w:val="0"/>
-                <w:i w:val="0"/>
-                <w:sz w:val="22"/>
-              </w:rPr>
-              <w:t>kolokwium końcowe; raport z wykonanego zadania; kolokwium</w:t>
-            </w:r>
-          </w:p>
-        </w:tc>
-      </w:tr>
-      <w:tr>
-        <w:tc>
-          <w:tcPr>
-            <w:tcW w:type="dxa" w:w="3324"/>
-          </w:tcPr>
-          <w:p>
-            <w:pPr>
-              <w:spacing w:before="20" w:after="20"/>
-            </w:pPr>
-            <w:r>
-              <w:rPr>
-                <w:rFonts w:ascii="Aptos" w:hAnsi="Aptos"/>
-                <w:b w:val="0"/>
-                <w:i w:val="0"/>
-                <w:sz w:val="22"/>
-              </w:rPr>
-            </w:r>
-          </w:p>
-        </w:tc>
-        <w:tc>
-          <w:tcPr>
-            <w:tcW w:type="dxa" w:w="3324"/>
-          </w:tcPr>
-          <w:p>
-            <w:pPr>
-              <w:spacing w:before="20" w:after="20"/>
-            </w:pPr>
-            <w:r>
-              <w:rPr>
-                <w:rFonts w:ascii="Aptos" w:hAnsi="Aptos"/>
-                <w:b w:val="0"/>
-                <w:i w:val="0"/>
-                <w:sz w:val="22"/>
-              </w:rPr>
-              <w:t>o</w:t>
-            </w:r>
-          </w:p>
-        </w:tc>
-        <w:tc>
-          <w:tcPr>
-            <w:tcW w:type="dxa" w:w="3324"/>
-          </w:tcPr>
-          <w:p>
-            <w:pPr>
-              <w:spacing w:before="20" w:after="20"/>
-            </w:pPr>
-            <w:r>
-              <w:rPr>
-                <w:rFonts w:ascii="Aptos" w:hAnsi="Aptos"/>
-                <w:b w:val="0"/>
-                <w:i w:val="0"/>
-                <w:sz w:val="22"/>
-              </w:rPr>
-              <w:t>kolokwium końcowe; raport z wykonanego zadania; kolokwium</w:t>
-            </w:r>
-          </w:p>
-        </w:tc>
-      </w:tr>
-      <w:tr>
-        <w:tc>
-          <w:tcPr>
-            <w:tcW w:type="dxa" w:w="3324"/>
-          </w:tcPr>
-          <w:p>
-            <w:pPr>
-              <w:spacing w:before="20" w:after="20"/>
-            </w:pPr>
-            <w:r>
-              <w:rPr>
-                <w:rFonts w:ascii="Aptos" w:hAnsi="Aptos"/>
-                <w:b w:val="0"/>
-                <w:i w:val="0"/>
-                <w:sz w:val="22"/>
-              </w:rPr>
-            </w:r>
-          </w:p>
-        </w:tc>
-        <w:tc>
-          <w:tcPr>
-            <w:tcW w:type="dxa" w:w="3324"/>
-          </w:tcPr>
-          <w:p>
-            <w:pPr>
-              <w:spacing w:before="20" w:after="20"/>
-            </w:pPr>
-            <w:r>
-              <w:rPr>
-                <w:rFonts w:ascii="Aptos" w:hAnsi="Aptos"/>
-                <w:b w:val="0"/>
-                <w:i w:val="0"/>
-                <w:sz w:val="22"/>
-              </w:rPr>
-              <w:t>w</w:t>
-            </w:r>
-          </w:p>
-        </w:tc>
-        <w:tc>
-          <w:tcPr>
-            <w:tcW w:type="dxa" w:w="3324"/>
-          </w:tcPr>
-          <w:p>
-            <w:pPr>
-              <w:spacing w:before="20" w:after="20"/>
-            </w:pPr>
-            <w:r>
-              <w:rPr>
-                <w:rFonts w:ascii="Aptos" w:hAnsi="Aptos"/>
-                <w:b w:val="0"/>
-                <w:i w:val="0"/>
-                <w:sz w:val="22"/>
-              </w:rPr>
-              <w:t>kolokwium końcowe; raport z wykonanego zadania; kolokwium</w:t>
-            </w:r>
-          </w:p>
-        </w:tc>
-      </w:tr>
-      <w:tr>
-        <w:tc>
-          <w:tcPr>
-            <w:tcW w:type="dxa" w:w="3324"/>
-          </w:tcPr>
-          <w:p>
-            <w:pPr>
-              <w:spacing w:before="20" w:after="20"/>
-            </w:pPr>
-            <w:r>
-              <w:rPr>
-                <w:rFonts w:ascii="Aptos" w:hAnsi="Aptos"/>
-                <w:b w:val="0"/>
-                <w:i w:val="0"/>
-                <w:sz w:val="22"/>
-              </w:rPr>
-            </w:r>
-          </w:p>
-        </w:tc>
-        <w:tc>
-          <w:tcPr>
-            <w:tcW w:type="dxa" w:w="3324"/>
-          </w:tcPr>
-          <w:p>
-            <w:pPr>
-              <w:spacing w:before="20" w:after="20"/>
-            </w:pPr>
-            <w:r>
-              <w:rPr>
-                <w:rFonts w:ascii="Aptos" w:hAnsi="Aptos"/>
-                <w:b w:val="0"/>
-                <w:i w:val="0"/>
-                <w:sz w:val="22"/>
-              </w:rPr>
-              <w:t>e</w:t>
-            </w:r>
-          </w:p>
-        </w:tc>
-        <w:tc>
-          <w:tcPr>
-            <w:tcW w:type="dxa" w:w="3324"/>
-          </w:tcPr>
-          <w:p>
-            <w:pPr>
-              <w:spacing w:before="20" w:after="20"/>
-            </w:pPr>
-            <w:r>
-              <w:rPr>
-                <w:rFonts w:ascii="Aptos" w:hAnsi="Aptos"/>
-                <w:b w:val="0"/>
-                <w:i w:val="0"/>
-                <w:sz w:val="22"/>
-              </w:rPr>
-              <w:t>kolokwium końcowe; raport z wykonanego zadania; kolokwium</w:t>
-            </w:r>
-          </w:p>
-        </w:tc>
-      </w:tr>
-      <w:tr>
-        <w:tc>
-          <w:tcPr>
-            <w:tcW w:type="dxa" w:w="3324"/>
-          </w:tcPr>
-          <w:p>
-            <w:pPr>
-              <w:spacing w:before="20" w:after="20"/>
-            </w:pPr>
-            <w:r>
-              <w:rPr>
-                <w:rFonts w:ascii="Aptos" w:hAnsi="Aptos"/>
-                <w:b w:val="0"/>
-                <w:i w:val="0"/>
-                <w:sz w:val="22"/>
-              </w:rPr>
-            </w:r>
-          </w:p>
-        </w:tc>
-        <w:tc>
-          <w:tcPr>
-            <w:tcW w:type="dxa" w:w="3324"/>
-          </w:tcPr>
-          <w:p>
-            <w:pPr>
-              <w:spacing w:before="20" w:after="20"/>
-            </w:pPr>
-            <w:r>
-              <w:rPr>
-                <w:rFonts w:ascii="Aptos" w:hAnsi="Aptos"/>
-                <w:b w:val="0"/>
-                <w:i w:val="0"/>
-                <w:sz w:val="22"/>
-              </w:rPr>
-              <w:t>j</w:t>
-            </w:r>
-          </w:p>
-        </w:tc>
-        <w:tc>
-          <w:tcPr>
-            <w:tcW w:type="dxa" w:w="3324"/>
-          </w:tcPr>
-          <w:p>
-            <w:pPr>
-              <w:spacing w:before="20" w:after="20"/>
-            </w:pPr>
-            <w:r>
-              <w:rPr>
-                <w:rFonts w:ascii="Aptos" w:hAnsi="Aptos"/>
-                <w:b w:val="0"/>
-                <w:i w:val="0"/>
-                <w:sz w:val="22"/>
-              </w:rPr>
-              <w:t>kolokwium końcowe; raport z wykonanego zadania; kolokwium</w:t>
-            </w:r>
-          </w:p>
-        </w:tc>
-      </w:tr>
-      <w:tr>
-        <w:tc>
-          <w:tcPr>
-            <w:tcW w:type="dxa" w:w="3324"/>
-          </w:tcPr>
-          <w:p>
-            <w:pPr>
-              <w:spacing w:before="20" w:after="20"/>
-            </w:pPr>
-            <w:r>
-              <w:rPr>
-                <w:rFonts w:ascii="Aptos" w:hAnsi="Aptos"/>
-                <w:b w:val="0"/>
-                <w:i w:val="0"/>
-                <w:sz w:val="22"/>
-              </w:rPr>
-            </w:r>
-          </w:p>
-        </w:tc>
-        <w:tc>
-          <w:tcPr>
-            <w:tcW w:type="dxa" w:w="3324"/>
-          </w:tcPr>
-          <w:p>
-            <w:pPr>
-              <w:spacing w:before="20" w:after="20"/>
-            </w:pPr>
-            <w:r>
-              <w:rPr>
-                <w:rFonts w:ascii="Aptos" w:hAnsi="Aptos"/>
-                <w:b w:val="0"/>
-                <w:i w:val="0"/>
-                <w:sz w:val="22"/>
-              </w:rPr>
-              <w:t xml:space="preserve"> </w:t>
-            </w:r>
-          </w:p>
-        </w:tc>
-        <w:tc>
-          <w:tcPr>
-            <w:tcW w:type="dxa" w:w="3324"/>
-          </w:tcPr>
-          <w:p>
-            <w:pPr>
-              <w:spacing w:before="20" w:after="20"/>
-            </w:pPr>
-            <w:r>
-              <w:rPr>
-                <w:rFonts w:ascii="Aptos" w:hAnsi="Aptos"/>
-                <w:b w:val="0"/>
-                <w:i w:val="0"/>
-                <w:sz w:val="22"/>
-              </w:rPr>
-              <w:t>kolokwium końcowe; raport z wykonanego zadania; kolokwium</w:t>
-            </w:r>
-          </w:p>
-        </w:tc>
-      </w:tr>
-      <w:tr>
-        <w:tc>
-          <w:tcPr>
-            <w:tcW w:type="dxa" w:w="3324"/>
-          </w:tcPr>
-          <w:p>
-            <w:pPr>
-              <w:spacing w:before="20" w:after="20"/>
-            </w:pPr>
-            <w:r>
-              <w:rPr>
-                <w:rFonts w:ascii="Aptos" w:hAnsi="Aptos"/>
-                <w:b w:val="0"/>
-                <w:i w:val="0"/>
-                <w:sz w:val="22"/>
-              </w:rPr>
-            </w:r>
-          </w:p>
-        </w:tc>
-        <w:tc>
-          <w:tcPr>
-            <w:tcW w:type="dxa" w:w="3324"/>
-          </w:tcPr>
-          <w:p>
-            <w:pPr>
-              <w:spacing w:before="20" w:after="20"/>
-            </w:pPr>
-            <w:r>
-              <w:rPr>
-                <w:rFonts w:ascii="Aptos" w:hAnsi="Aptos"/>
-                <w:b w:val="0"/>
-                <w:i w:val="0"/>
-                <w:sz w:val="22"/>
-              </w:rPr>
-              <w:t>w</w:t>
-            </w:r>
-          </w:p>
-        </w:tc>
-        <w:tc>
-          <w:tcPr>
-            <w:tcW w:type="dxa" w:w="3324"/>
-          </w:tcPr>
-          <w:p>
-            <w:pPr>
-              <w:spacing w:before="20" w:after="20"/>
-            </w:pPr>
-            <w:r>
-              <w:rPr>
-                <w:rFonts w:ascii="Aptos" w:hAnsi="Aptos"/>
-                <w:b w:val="0"/>
-                <w:i w:val="0"/>
-                <w:sz w:val="22"/>
-              </w:rPr>
-              <w:t>kolokwium końcowe; raport z wykonanego zadania; kolokwium</w:t>
-            </w:r>
-          </w:p>
-        </w:tc>
-      </w:tr>
-      <w:tr>
-        <w:tc>
-          <w:tcPr>
-            <w:tcW w:type="dxa" w:w="3324"/>
-          </w:tcPr>
-          <w:p>
-            <w:pPr>
-              <w:spacing w:before="20" w:after="20"/>
-            </w:pPr>
-            <w:r>
-              <w:rPr>
-                <w:rFonts w:ascii="Aptos" w:hAnsi="Aptos"/>
-                <w:b w:val="0"/>
-                <w:i w:val="0"/>
-                <w:sz w:val="22"/>
-              </w:rPr>
-            </w:r>
-          </w:p>
-        </w:tc>
-        <w:tc>
-          <w:tcPr>
-            <w:tcW w:type="dxa" w:w="3324"/>
-          </w:tcPr>
-          <w:p>
-            <w:pPr>
-              <w:spacing w:before="20" w:after="20"/>
-            </w:pPr>
-            <w:r>
-              <w:rPr>
-                <w:rFonts w:ascii="Aptos" w:hAnsi="Aptos"/>
-                <w:b w:val="0"/>
-                <w:i w:val="0"/>
-                <w:sz w:val="22"/>
-              </w:rPr>
-              <w:t xml:space="preserve"> </w:t>
-            </w:r>
-          </w:p>
-        </w:tc>
-        <w:tc>
-          <w:tcPr>
-            <w:tcW w:type="dxa" w:w="3324"/>
-          </w:tcPr>
-          <w:p>
-            <w:pPr>
-              <w:spacing w:before="20" w:after="20"/>
-            </w:pPr>
-            <w:r>
-              <w:rPr>
-                <w:rFonts w:ascii="Aptos" w:hAnsi="Aptos"/>
-                <w:b w:val="0"/>
-                <w:i w:val="0"/>
-                <w:sz w:val="22"/>
-              </w:rPr>
-              <w:t>kolokwium końcowe; raport z wykonanego zadania; kolokwium</w:t>
-            </w:r>
-          </w:p>
-        </w:tc>
-      </w:tr>
-      <w:tr>
-        <w:tc>
-          <w:tcPr>
-            <w:tcW w:type="dxa" w:w="3324"/>
-          </w:tcPr>
-          <w:p>
-            <w:pPr>
-              <w:spacing w:before="20" w:after="20"/>
-            </w:pPr>
-            <w:r>
-              <w:rPr>
-                <w:rFonts w:ascii="Aptos" w:hAnsi="Aptos"/>
-                <w:b w:val="0"/>
-                <w:i w:val="0"/>
-                <w:sz w:val="22"/>
-              </w:rPr>
-            </w:r>
-          </w:p>
-        </w:tc>
-        <w:tc>
-          <w:tcPr>
-            <w:tcW w:type="dxa" w:w="3324"/>
-          </w:tcPr>
-          <w:p>
-            <w:pPr>
-              <w:spacing w:before="20" w:after="20"/>
-            </w:pPr>
-            <w:r>
-              <w:rPr>
-                <w:rFonts w:ascii="Aptos" w:hAnsi="Aptos"/>
-                <w:b w:val="0"/>
-                <w:i w:val="0"/>
-                <w:sz w:val="22"/>
-              </w:rPr>
-              <w:t>d</w:t>
-            </w:r>
-          </w:p>
-        </w:tc>
-        <w:tc>
-          <w:tcPr>
-            <w:tcW w:type="dxa" w:w="3324"/>
-          </w:tcPr>
-          <w:p>
-            <w:pPr>
-              <w:spacing w:before="20" w:after="20"/>
-            </w:pPr>
-            <w:r>
-              <w:rPr>
-                <w:rFonts w:ascii="Aptos" w:hAnsi="Aptos"/>
-                <w:b w:val="0"/>
-                <w:i w:val="0"/>
-                <w:sz w:val="22"/>
-              </w:rPr>
-              <w:t>kolokwium końcowe; raport z wykonanego zadania; kolokwium</w:t>
-            </w:r>
-          </w:p>
-        </w:tc>
-      </w:tr>
-      <w:tr>
-        <w:tc>
-          <w:tcPr>
-            <w:tcW w:type="dxa" w:w="3324"/>
-          </w:tcPr>
-          <w:p>
-            <w:pPr>
-              <w:spacing w:before="20" w:after="20"/>
-            </w:pPr>
-            <w:r>
-              <w:rPr>
-                <w:rFonts w:ascii="Aptos" w:hAnsi="Aptos"/>
-                <w:b w:val="0"/>
-                <w:i w:val="0"/>
-                <w:sz w:val="22"/>
-              </w:rPr>
-            </w:r>
-          </w:p>
-        </w:tc>
-        <w:tc>
-          <w:tcPr>
-            <w:tcW w:type="dxa" w:w="3324"/>
-          </w:tcPr>
-          <w:p>
-            <w:pPr>
-              <w:spacing w:before="20" w:after="20"/>
-            </w:pPr>
-            <w:r>
-              <w:rPr>
-                <w:rFonts w:ascii="Aptos" w:hAnsi="Aptos"/>
-                <w:b w:val="0"/>
-                <w:i w:val="0"/>
-                <w:sz w:val="22"/>
-              </w:rPr>
-              <w:t>z</w:t>
-            </w:r>
-          </w:p>
-        </w:tc>
-        <w:tc>
-          <w:tcPr>
-            <w:tcW w:type="dxa" w:w="3324"/>
-          </w:tcPr>
-          <w:p>
-            <w:pPr>
-              <w:spacing w:before="20" w:after="20"/>
-            </w:pPr>
-            <w:r>
-              <w:rPr>
-                <w:rFonts w:ascii="Aptos" w:hAnsi="Aptos"/>
-                <w:b w:val="0"/>
-                <w:i w:val="0"/>
-                <w:sz w:val="22"/>
-              </w:rPr>
-              <w:t>kolokwium końcowe; raport z wykonanego zadania; kolokwium</w:t>
-            </w:r>
-          </w:p>
-        </w:tc>
-      </w:tr>
-      <w:tr>
-        <w:tc>
-          <w:tcPr>
-            <w:tcW w:type="dxa" w:w="3324"/>
-          </w:tcPr>
-          <w:p>
-            <w:pPr>
-              <w:spacing w:before="20" w:after="20"/>
-            </w:pPr>
-            <w:r>
-              <w:rPr>
-                <w:rFonts w:ascii="Aptos" w:hAnsi="Aptos"/>
-                <w:b w:val="0"/>
-                <w:i w:val="0"/>
-                <w:sz w:val="22"/>
-              </w:rPr>
-            </w:r>
-          </w:p>
-        </w:tc>
-        <w:tc>
-          <w:tcPr>
-            <w:tcW w:type="dxa" w:w="3324"/>
-          </w:tcPr>
-          <w:p>
-            <w:pPr>
-              <w:spacing w:before="20" w:after="20"/>
-            </w:pPr>
-            <w:r>
-              <w:rPr>
-                <w:rFonts w:ascii="Aptos" w:hAnsi="Aptos"/>
-                <w:b w:val="0"/>
-                <w:i w:val="0"/>
-                <w:sz w:val="22"/>
-              </w:rPr>
-              <w:t>i</w:t>
-            </w:r>
-          </w:p>
-        </w:tc>
-        <w:tc>
-          <w:tcPr>
-            <w:tcW w:type="dxa" w:w="3324"/>
-          </w:tcPr>
-          <w:p>
-            <w:pPr>
-              <w:spacing w:before="20" w:after="20"/>
-            </w:pPr>
-            <w:r>
-              <w:rPr>
-                <w:rFonts w:ascii="Aptos" w:hAnsi="Aptos"/>
-                <w:b w:val="0"/>
-                <w:i w:val="0"/>
-                <w:sz w:val="22"/>
-              </w:rPr>
-              <w:t>kolokwium końcowe; raport z wykonanego zadania; kolokwium</w:t>
-            </w:r>
-          </w:p>
-        </w:tc>
-      </w:tr>
-      <w:tr>
-        <w:tc>
-          <w:tcPr>
-            <w:tcW w:type="dxa" w:w="3324"/>
-          </w:tcPr>
-          <w:p>
-            <w:pPr>
-              <w:spacing w:before="20" w:after="20"/>
-            </w:pPr>
-            <w:r>
-              <w:rPr>
-                <w:rFonts w:ascii="Aptos" w:hAnsi="Aptos"/>
-                <w:b w:val="0"/>
-                <w:i w:val="0"/>
-                <w:sz w:val="22"/>
-              </w:rPr>
-            </w:r>
-          </w:p>
-        </w:tc>
-        <w:tc>
-          <w:tcPr>
-            <w:tcW w:type="dxa" w:w="3324"/>
-          </w:tcPr>
-          <w:p>
-            <w:pPr>
-              <w:spacing w:before="20" w:after="20"/>
-            </w:pPr>
-            <w:r>
-              <w:rPr>
-                <w:rFonts w:ascii="Aptos" w:hAnsi="Aptos"/>
-                <w:b w:val="0"/>
-                <w:i w:val="0"/>
-                <w:sz w:val="22"/>
-              </w:rPr>
-              <w:t>a</w:t>
-            </w:r>
-          </w:p>
-        </w:tc>
-        <w:tc>
-          <w:tcPr>
-            <w:tcW w:type="dxa" w:w="3324"/>
-          </w:tcPr>
-          <w:p>
-            <w:pPr>
-              <w:spacing w:before="20" w:after="20"/>
-            </w:pPr>
-            <w:r>
-              <w:rPr>
-                <w:rFonts w:ascii="Aptos" w:hAnsi="Aptos"/>
-                <w:b w:val="0"/>
-                <w:i w:val="0"/>
-                <w:sz w:val="22"/>
-              </w:rPr>
-              <w:t>kolokwium końcowe; raport z wykonanego zadania; kolokwium</w:t>
-            </w:r>
-          </w:p>
-        </w:tc>
-      </w:tr>
-      <w:tr>
-        <w:tc>
-          <w:tcPr>
-            <w:tcW w:type="dxa" w:w="3324"/>
-          </w:tcPr>
-          <w:p>
-            <w:pPr>
-              <w:spacing w:before="20" w:after="20"/>
-            </w:pPr>
-            <w:r>
-              <w:rPr>
-                <w:rFonts w:ascii="Aptos" w:hAnsi="Aptos"/>
-                <w:b w:val="0"/>
-                <w:i w:val="0"/>
-                <w:sz w:val="22"/>
-              </w:rPr>
-            </w:r>
-          </w:p>
-        </w:tc>
-        <w:tc>
-          <w:tcPr>
-            <w:tcW w:type="dxa" w:w="3324"/>
-          </w:tcPr>
-          <w:p>
-            <w:pPr>
-              <w:spacing w:before="20" w:after="20"/>
-            </w:pPr>
-            <w:r>
-              <w:rPr>
-                <w:rFonts w:ascii="Aptos" w:hAnsi="Aptos"/>
-                <w:b w:val="0"/>
-                <w:i w:val="0"/>
-                <w:sz w:val="22"/>
-              </w:rPr>
-              <w:t>l</w:t>
-            </w:r>
-          </w:p>
-        </w:tc>
-        <w:tc>
-          <w:tcPr>
-            <w:tcW w:type="dxa" w:w="3324"/>
-          </w:tcPr>
-          <w:p>
-            <w:pPr>
-              <w:spacing w:before="20" w:after="20"/>
-            </w:pPr>
-            <w:r>
-              <w:rPr>
-                <w:rFonts w:ascii="Aptos" w:hAnsi="Aptos"/>
-                <w:b w:val="0"/>
-                <w:i w:val="0"/>
-                <w:sz w:val="22"/>
-              </w:rPr>
-              <w:t>kolokwium końcowe; raport z wykonanego zadania; kolokwium</w:t>
-            </w:r>
-          </w:p>
-        </w:tc>
-      </w:tr>
-      <w:tr>
-        <w:tc>
-          <w:tcPr>
-            <w:tcW w:type="dxa" w:w="3324"/>
-          </w:tcPr>
-          <w:p>
-            <w:pPr>
-              <w:spacing w:before="20" w:after="20"/>
-            </w:pPr>
-            <w:r>
-              <w:rPr>
-                <w:rFonts w:ascii="Aptos" w:hAnsi="Aptos"/>
-                <w:b w:val="0"/>
-                <w:i w:val="0"/>
-                <w:sz w:val="22"/>
-              </w:rPr>
-            </w:r>
-          </w:p>
-        </w:tc>
-        <w:tc>
-          <w:tcPr>
-            <w:tcW w:type="dxa" w:w="3324"/>
-          </w:tcPr>
-          <w:p>
-            <w:pPr>
-              <w:spacing w:before="20" w:after="20"/>
-            </w:pPr>
-            <w:r>
-              <w:rPr>
-                <w:rFonts w:ascii="Aptos" w:hAnsi="Aptos"/>
-                <w:b w:val="0"/>
-                <w:i w:val="0"/>
-                <w:sz w:val="22"/>
-              </w:rPr>
-              <w:t>e</w:t>
-            </w:r>
-          </w:p>
-        </w:tc>
-        <w:tc>
-          <w:tcPr>
-            <w:tcW w:type="dxa" w:w="3324"/>
-          </w:tcPr>
-          <w:p>
-            <w:pPr>
-              <w:spacing w:before="20" w:after="20"/>
-            </w:pPr>
-            <w:r>
-              <w:rPr>
-                <w:rFonts w:ascii="Aptos" w:hAnsi="Aptos"/>
-                <w:b w:val="0"/>
-                <w:i w:val="0"/>
-                <w:sz w:val="22"/>
-              </w:rPr>
-              <w:t>kolokwium końcowe; raport z wykonanego zadania; kolokwium</w:t>
-            </w:r>
-          </w:p>
-        </w:tc>
-      </w:tr>
-      <w:tr>
-        <w:tc>
-          <w:tcPr>
-            <w:tcW w:type="dxa" w:w="3324"/>
-          </w:tcPr>
-          <w:p>
-            <w:pPr>
-              <w:spacing w:before="20" w:after="20"/>
-            </w:pPr>
-            <w:r>
-              <w:rPr>
-                <w:rFonts w:ascii="Aptos" w:hAnsi="Aptos"/>
-                <w:b w:val="0"/>
-                <w:i w:val="0"/>
-                <w:sz w:val="22"/>
-              </w:rPr>
-            </w:r>
-          </w:p>
-        </w:tc>
-        <w:tc>
-          <w:tcPr>
-            <w:tcW w:type="dxa" w:w="3324"/>
-          </w:tcPr>
-          <w:p>
-            <w:pPr>
-              <w:spacing w:before="20" w:after="20"/>
-            </w:pPr>
-            <w:r>
-              <w:rPr>
-                <w:rFonts w:ascii="Aptos" w:hAnsi="Aptos"/>
-                <w:b w:val="0"/>
-                <w:i w:val="0"/>
-                <w:sz w:val="22"/>
-              </w:rPr>
-              <w:t xml:space="preserve"> </w:t>
-            </w:r>
-          </w:p>
-        </w:tc>
-        <w:tc>
-          <w:tcPr>
-            <w:tcW w:type="dxa" w:w="3324"/>
-          </w:tcPr>
-          <w:p>
-            <w:pPr>
-              <w:spacing w:before="20" w:after="20"/>
-            </w:pPr>
-            <w:r>
-              <w:rPr>
-                <w:rFonts w:ascii="Aptos" w:hAnsi="Aptos"/>
-                <w:b w:val="0"/>
-                <w:i w:val="0"/>
-                <w:sz w:val="22"/>
-              </w:rPr>
-              <w:t>kolokwium końcowe; raport z wykonanego zadania; kolokwium</w:t>
-            </w:r>
-          </w:p>
-        </w:tc>
-      </w:tr>
-      <w:tr>
-        <w:tc>
-          <w:tcPr>
-            <w:tcW w:type="dxa" w:w="3324"/>
-          </w:tcPr>
-          <w:p>
-            <w:pPr>
-              <w:spacing w:before="20" w:after="20"/>
-            </w:pPr>
-            <w:r>
-              <w:rPr>
-                <w:rFonts w:ascii="Aptos" w:hAnsi="Aptos"/>
-                <w:b w:val="0"/>
-                <w:i w:val="0"/>
-                <w:sz w:val="22"/>
-              </w:rPr>
-            </w:r>
-          </w:p>
-        </w:tc>
-        <w:tc>
-          <w:tcPr>
-            <w:tcW w:type="dxa" w:w="3324"/>
-          </w:tcPr>
-          <w:p>
-            <w:pPr>
-              <w:spacing w:before="20" w:after="20"/>
-            </w:pPr>
-            <w:r>
-              <w:rPr>
-                <w:rFonts w:ascii="Aptos" w:hAnsi="Aptos"/>
-                <w:b w:val="0"/>
-                <w:i w:val="0"/>
-                <w:sz w:val="22"/>
-              </w:rPr>
-              <w:t>S</w:t>
-            </w:r>
-          </w:p>
-        </w:tc>
-        <w:tc>
-          <w:tcPr>
-            <w:tcW w:type="dxa" w:w="3324"/>
-          </w:tcPr>
-          <w:p>
-            <w:pPr>
-              <w:spacing w:before="20" w:after="20"/>
-            </w:pPr>
-            <w:r>
-              <w:rPr>
-                <w:rFonts w:ascii="Aptos" w:hAnsi="Aptos"/>
-                <w:b w:val="0"/>
-                <w:i w:val="0"/>
-                <w:sz w:val="22"/>
-              </w:rPr>
-              <w:t>kolokwium końcowe; raport z wykonanego zadania; kolokwium</w:t>
-            </w:r>
-          </w:p>
-        </w:tc>
-      </w:tr>
-      <w:tr>
-        <w:tc>
-          <w:tcPr>
-            <w:tcW w:type="dxa" w:w="3324"/>
-          </w:tcPr>
-          <w:p>
-            <w:pPr>
-              <w:spacing w:before="20" w:after="20"/>
-            </w:pPr>
-            <w:r>
-              <w:rPr>
-                <w:rFonts w:ascii="Aptos" w:hAnsi="Aptos"/>
-                <w:b w:val="0"/>
-                <w:i w:val="0"/>
-                <w:sz w:val="22"/>
-              </w:rPr>
-            </w:r>
-          </w:p>
-        </w:tc>
-        <w:tc>
-          <w:tcPr>
-            <w:tcW w:type="dxa" w:w="3324"/>
-          </w:tcPr>
-          <w:p>
-            <w:pPr>
-              <w:spacing w:before="20" w:after="20"/>
-            </w:pPr>
-            <w:r>
-              <w:rPr>
-                <w:rFonts w:ascii="Aptos" w:hAnsi="Aptos"/>
-                <w:b w:val="0"/>
-                <w:i w:val="0"/>
-                <w:sz w:val="22"/>
-              </w:rPr>
-              <w:t>O</w:t>
-            </w:r>
-          </w:p>
-        </w:tc>
-        <w:tc>
-          <w:tcPr>
-            <w:tcW w:type="dxa" w:w="3324"/>
-          </w:tcPr>
-          <w:p>
-            <w:pPr>
-              <w:spacing w:before="20" w:after="20"/>
-            </w:pPr>
-            <w:r>
-              <w:rPr>
-                <w:rFonts w:ascii="Aptos" w:hAnsi="Aptos"/>
-                <w:b w:val="0"/>
-                <w:i w:val="0"/>
-                <w:sz w:val="22"/>
-              </w:rPr>
-              <w:t>kolokwium końcowe; raport z wykonanego zadania; kolokwium</w:t>
-            </w:r>
-          </w:p>
-        </w:tc>
-      </w:tr>
-      <w:tr>
-        <w:tc>
-          <w:tcPr>
-            <w:tcW w:type="dxa" w:w="3324"/>
-          </w:tcPr>
-          <w:p>
-            <w:pPr>
-              <w:spacing w:before="20" w:after="20"/>
-            </w:pPr>
-            <w:r>
-              <w:rPr>
-                <w:rFonts w:ascii="Aptos" w:hAnsi="Aptos"/>
-                <w:b w:val="0"/>
-                <w:i w:val="0"/>
-                <w:sz w:val="22"/>
-              </w:rPr>
-            </w:r>
-          </w:p>
-        </w:tc>
-        <w:tc>
-          <w:tcPr>
-            <w:tcW w:type="dxa" w:w="3324"/>
-          </w:tcPr>
-          <w:p>
-            <w:pPr>
-              <w:spacing w:before="20" w:after="20"/>
-            </w:pPr>
-            <w:r>
-              <w:rPr>
-                <w:rFonts w:ascii="Aptos" w:hAnsi="Aptos"/>
-                <w:b w:val="0"/>
-                <w:i w:val="0"/>
-                <w:sz w:val="22"/>
-              </w:rPr>
-              <w:t>C</w:t>
-            </w:r>
-          </w:p>
-        </w:tc>
-        <w:tc>
-          <w:tcPr>
-            <w:tcW w:type="dxa" w:w="3324"/>
-          </w:tcPr>
-          <w:p>
-            <w:pPr>
-              <w:spacing w:before="20" w:after="20"/>
-            </w:pPr>
-            <w:r>
-              <w:rPr>
-                <w:rFonts w:ascii="Aptos" w:hAnsi="Aptos"/>
-                <w:b w:val="0"/>
-                <w:i w:val="0"/>
-                <w:sz w:val="22"/>
-              </w:rPr>
-              <w:t>kolokwium końcowe; raport z wykonanego zadania; kolokwium</w:t>
+              <w:t>raport z wykonanego zadania, kolokwium</w:t>
             </w:r>
           </w:p>
         </w:tc>

--- a/public/assets/files/stacjonarne/KCs.docx
+++ b/public/assets/files/stacjonarne/KCs.docx
@@ -1878,14 +1878,13 @@
       </w:tblPr>
       <w:tblGrid>
         <w:gridCol w:w="680"/>
-        <w:gridCol w:w="4536"/>
-        <w:gridCol w:w="4252"/>
+        <w:gridCol w:w="8788"/>
       </w:tblGrid>
       <w:tr>
         <w:tc>
           <w:tcPr>
             <w:tcW w:type="dxa" w:w="9468"/>
-            <w:gridSpan w:val="3"/>
+            <w:gridSpan w:val="2"/>
             <w:shd w:val="clear" w:color="auto" w:fill="D9D9D9"/>
           </w:tcPr>
           <w:p>
@@ -1927,7 +1926,7 @@
         </w:tc>
         <w:tc>
           <w:tcPr>
-            <w:tcW w:type="dxa" w:w="4536"/>
+            <w:tcW w:type="dxa" w:w="8788"/>
             <w:shd w:val="clear" w:color="auto" w:fill="D9D9D9"/>
           </w:tcPr>
           <w:p>
@@ -1941,27 +1940,7 @@
                 <w:i w:val="0"/>
                 <w:sz w:val="16"/>
               </w:rPr>
-              <w:t>Wykład</w:t>
-            </w:r>
-          </w:p>
-        </w:tc>
-        <w:tc>
-          <w:tcPr>
-            <w:tcW w:type="dxa" w:w="4252"/>
-            <w:shd w:val="clear" w:color="auto" w:fill="D9D9D9"/>
-          </w:tcPr>
-          <w:p>
-            <w:pPr>
-              <w:spacing w:before="20" w:after="20"/>
-            </w:pPr>
-            <w:r>
-              <w:rPr>
-                <w:rFonts w:ascii="Aptos" w:hAnsi="Aptos"/>
-                <w:b/>
-                <w:i w:val="0"/>
-                <w:sz w:val="16"/>
-              </w:rPr>
-              <w:t>Ćwiczenia / Laboratorium / Pracownia</w:t>
+              <w:t>Treści programowe</w:t>
             </w:r>
           </w:p>
         </w:tc>
@@ -1988,7 +1967,7 @@
         </w:tc>
         <w:tc>
           <w:tcPr>
-            <w:tcW w:type="dxa" w:w="4536"/>
+            <w:tcW w:type="dxa" w:w="8788"/>
           </w:tcPr>
           <w:p>
             <w:pPr>
@@ -2002,24 +1981,6 @@
                 <w:sz w:val="22"/>
               </w:rPr>
               <w:t>Wykład:</w:t>
-            </w:r>
-          </w:p>
-        </w:tc>
-        <w:tc>
-          <w:tcPr>
-            <w:tcW w:type="dxa" w:w="4252"/>
-          </w:tcPr>
-          <w:p>
-            <w:pPr>
-              <w:spacing w:before="20" w:after="20"/>
-            </w:pPr>
-            <w:r>
-              <w:rPr>
-                <w:rFonts w:ascii="Aptos" w:hAnsi="Aptos"/>
-                <w:b w:val="0"/>
-                <w:i w:val="0"/>
-                <w:sz w:val="22"/>
-              </w:rPr>
             </w:r>
           </w:p>
         </w:tc>
@@ -2046,7 +2007,7 @@
         </w:tc>
         <w:tc>
           <w:tcPr>
-            <w:tcW w:type="dxa" w:w="4536"/>
+            <w:tcW w:type="dxa" w:w="8788"/>
           </w:tcPr>
           <w:p>
             <w:pPr>
@@ -2060,24 +2021,6 @@
                 <w:sz w:val="22"/>
               </w:rPr>
               <w:t>Wprowadzenie do Kryminalistyki Cyfrowej</w:t>
-            </w:r>
-          </w:p>
-        </w:tc>
-        <w:tc>
-          <w:tcPr>
-            <w:tcW w:type="dxa" w:w="4252"/>
-          </w:tcPr>
-          <w:p>
-            <w:pPr>
-              <w:spacing w:before="20" w:after="20"/>
-            </w:pPr>
-            <w:r>
-              <w:rPr>
-                <w:rFonts w:ascii="Aptos" w:hAnsi="Aptos"/>
-                <w:b w:val="0"/>
-                <w:i w:val="0"/>
-                <w:sz w:val="22"/>
-              </w:rPr>
             </w:r>
           </w:p>
         </w:tc>
@@ -2104,7 +2047,7 @@
         </w:tc>
         <w:tc>
           <w:tcPr>
-            <w:tcW w:type="dxa" w:w="4536"/>
+            <w:tcW w:type="dxa" w:w="8788"/>
           </w:tcPr>
           <w:p>
             <w:pPr>
@@ -2118,24 +2061,6 @@
                 <w:sz w:val="22"/>
               </w:rPr>
               <w:t>Bezpieczeństwo protokołów i urządzeń warstwy 1-2 modelu OSI</w:t>
-            </w:r>
-          </w:p>
-        </w:tc>
-        <w:tc>
-          <w:tcPr>
-            <w:tcW w:type="dxa" w:w="4252"/>
-          </w:tcPr>
-          <w:p>
-            <w:pPr>
-              <w:spacing w:before="20" w:after="20"/>
-            </w:pPr>
-            <w:r>
-              <w:rPr>
-                <w:rFonts w:ascii="Aptos" w:hAnsi="Aptos"/>
-                <w:b w:val="0"/>
-                <w:i w:val="0"/>
-                <w:sz w:val="22"/>
-              </w:rPr>
             </w:r>
           </w:p>
         </w:tc>
@@ -2162,7 +2087,7 @@
         </w:tc>
         <w:tc>
           <w:tcPr>
-            <w:tcW w:type="dxa" w:w="4536"/>
+            <w:tcW w:type="dxa" w:w="8788"/>
           </w:tcPr>
           <w:p>
             <w:pPr>
@@ -2176,24 +2101,6 @@
                 <w:sz w:val="22"/>
               </w:rPr>
               <w:t>Bezpieczeństwo protokołów i urządzeń warstwy 3-4 modelu OSI</w:t>
-            </w:r>
-          </w:p>
-        </w:tc>
-        <w:tc>
-          <w:tcPr>
-            <w:tcW w:type="dxa" w:w="4252"/>
-          </w:tcPr>
-          <w:p>
-            <w:pPr>
-              <w:spacing w:before="20" w:after="20"/>
-            </w:pPr>
-            <w:r>
-              <w:rPr>
-                <w:rFonts w:ascii="Aptos" w:hAnsi="Aptos"/>
-                <w:b w:val="0"/>
-                <w:i w:val="0"/>
-                <w:sz w:val="22"/>
-              </w:rPr>
             </w:r>
           </w:p>
         </w:tc>
@@ -2220,7 +2127,7 @@
         </w:tc>
         <w:tc>
           <w:tcPr>
-            <w:tcW w:type="dxa" w:w="4536"/>
+            <w:tcW w:type="dxa" w:w="8788"/>
           </w:tcPr>
           <w:p>
             <w:pPr>
@@ -2234,24 +2141,6 @@
                 <w:sz w:val="22"/>
               </w:rPr>
               <w:t>Bezpieczeństwo protokołów i urządzeń warstwy 5-7 modelu OSI</w:t>
-            </w:r>
-          </w:p>
-        </w:tc>
-        <w:tc>
-          <w:tcPr>
-            <w:tcW w:type="dxa" w:w="4252"/>
-          </w:tcPr>
-          <w:p>
-            <w:pPr>
-              <w:spacing w:before="20" w:after="20"/>
-            </w:pPr>
-            <w:r>
-              <w:rPr>
-                <w:rFonts w:ascii="Aptos" w:hAnsi="Aptos"/>
-                <w:b w:val="0"/>
-                <w:i w:val="0"/>
-                <w:sz w:val="22"/>
-              </w:rPr>
             </w:r>
           </w:p>
         </w:tc>
@@ -2278,7 +2167,7 @@
         </w:tc>
         <w:tc>
           <w:tcPr>
-            <w:tcW w:type="dxa" w:w="4536"/>
+            <w:tcW w:type="dxa" w:w="8788"/>
           </w:tcPr>
           <w:p>
             <w:pPr>
@@ -2292,24 +2181,6 @@
                 <w:sz w:val="22"/>
               </w:rPr>
               <w:t>Metody analizy ruchu sieciowego (Network analysis)</w:t>
-            </w:r>
-          </w:p>
-        </w:tc>
-        <w:tc>
-          <w:tcPr>
-            <w:tcW w:type="dxa" w:w="4252"/>
-          </w:tcPr>
-          <w:p>
-            <w:pPr>
-              <w:spacing w:before="20" w:after="20"/>
-            </w:pPr>
-            <w:r>
-              <w:rPr>
-                <w:rFonts w:ascii="Aptos" w:hAnsi="Aptos"/>
-                <w:b w:val="0"/>
-                <w:i w:val="0"/>
-                <w:sz w:val="22"/>
-              </w:rPr>
             </w:r>
           </w:p>
         </w:tc>
@@ -2336,7 +2207,7 @@
         </w:tc>
         <w:tc>
           <w:tcPr>
-            <w:tcW w:type="dxa" w:w="4536"/>
+            <w:tcW w:type="dxa" w:w="8788"/>
           </w:tcPr>
           <w:p>
             <w:pPr>
@@ -2350,24 +2221,6 @@
                 <w:sz w:val="22"/>
               </w:rPr>
               <w:t>Metody analizy oprogramowania (Software analysis)</w:t>
-            </w:r>
-          </w:p>
-        </w:tc>
-        <w:tc>
-          <w:tcPr>
-            <w:tcW w:type="dxa" w:w="4252"/>
-          </w:tcPr>
-          <w:p>
-            <w:pPr>
-              <w:spacing w:before="20" w:after="20"/>
-            </w:pPr>
-            <w:r>
-              <w:rPr>
-                <w:rFonts w:ascii="Aptos" w:hAnsi="Aptos"/>
-                <w:b w:val="0"/>
-                <w:i w:val="0"/>
-                <w:sz w:val="22"/>
-              </w:rPr>
             </w:r>
           </w:p>
         </w:tc>
@@ -2394,7 +2247,7 @@
         </w:tc>
         <w:tc>
           <w:tcPr>
-            <w:tcW w:type="dxa" w:w="4536"/>
+            <w:tcW w:type="dxa" w:w="8788"/>
           </w:tcPr>
           <w:p>
             <w:pPr>
@@ -2408,24 +2261,6 @@
                 <w:sz w:val="22"/>
               </w:rPr>
               <w:t>Metody analizy mediów (Media analysis)</w:t>
-            </w:r>
-          </w:p>
-        </w:tc>
-        <w:tc>
-          <w:tcPr>
-            <w:tcW w:type="dxa" w:w="4252"/>
-          </w:tcPr>
-          <w:p>
-            <w:pPr>
-              <w:spacing w:before="20" w:after="20"/>
-            </w:pPr>
-            <w:r>
-              <w:rPr>
-                <w:rFonts w:ascii="Aptos" w:hAnsi="Aptos"/>
-                <w:b w:val="0"/>
-                <w:i w:val="0"/>
-                <w:sz w:val="22"/>
-              </w:rPr>
             </w:r>
           </w:p>
         </w:tc>
@@ -2452,7 +2287,7 @@
         </w:tc>
         <w:tc>
           <w:tcPr>
-            <w:tcW w:type="dxa" w:w="4536"/>
+            <w:tcW w:type="dxa" w:w="8788"/>
           </w:tcPr>
           <w:p>
             <w:pPr>
@@ -2466,24 +2301,6 @@
                 <w:sz w:val="22"/>
               </w:rPr>
               <w:t>Metody analizy sprzętu (Hardware analysis)</w:t>
-            </w:r>
-          </w:p>
-        </w:tc>
-        <w:tc>
-          <w:tcPr>
-            <w:tcW w:type="dxa" w:w="4252"/>
-          </w:tcPr>
-          <w:p>
-            <w:pPr>
-              <w:spacing w:before="20" w:after="20"/>
-            </w:pPr>
-            <w:r>
-              <w:rPr>
-                <w:rFonts w:ascii="Aptos" w:hAnsi="Aptos"/>
-                <w:b w:val="0"/>
-                <w:i w:val="0"/>
-                <w:sz w:val="22"/>
-              </w:rPr>
             </w:r>
           </w:p>
         </w:tc>
@@ -2510,7 +2327,7 @@
         </w:tc>
         <w:tc>
           <w:tcPr>
-            <w:tcW w:type="dxa" w:w="4536"/>
+            <w:tcW w:type="dxa" w:w="8788"/>
           </w:tcPr>
           <w:p>
             <w:pPr>
@@ -2524,24 +2341,6 @@
                 <w:sz w:val="22"/>
               </w:rPr>
               <w:t>Ćwiczenia:</w:t>
-            </w:r>
-          </w:p>
-        </w:tc>
-        <w:tc>
-          <w:tcPr>
-            <w:tcW w:type="dxa" w:w="4252"/>
-          </w:tcPr>
-          <w:p>
-            <w:pPr>
-              <w:spacing w:before="20" w:after="20"/>
-            </w:pPr>
-            <w:r>
-              <w:rPr>
-                <w:rFonts w:ascii="Aptos" w:hAnsi="Aptos"/>
-                <w:b w:val="0"/>
-                <w:i w:val="0"/>
-                <w:sz w:val="22"/>
-              </w:rPr>
             </w:r>
           </w:p>
         </w:tc>
@@ -2568,7 +2367,7 @@
         </w:tc>
         <w:tc>
           <w:tcPr>
-            <w:tcW w:type="dxa" w:w="4536"/>
+            <w:tcW w:type="dxa" w:w="8788"/>
           </w:tcPr>
           <w:p>
             <w:pPr>
@@ -2582,24 +2381,6 @@
                 <w:sz w:val="22"/>
               </w:rPr>
               <w:t>[Linux 1] Operacje na plikach</w:t>
-            </w:r>
-          </w:p>
-        </w:tc>
-        <w:tc>
-          <w:tcPr>
-            <w:tcW w:type="dxa" w:w="4252"/>
-          </w:tcPr>
-          <w:p>
-            <w:pPr>
-              <w:spacing w:before="20" w:after="20"/>
-            </w:pPr>
-            <w:r>
-              <w:rPr>
-                <w:rFonts w:ascii="Aptos" w:hAnsi="Aptos"/>
-                <w:b w:val="0"/>
-                <w:i w:val="0"/>
-                <w:sz w:val="22"/>
-              </w:rPr>
             </w:r>
           </w:p>
         </w:tc>
@@ -2626,7 +2407,7 @@
         </w:tc>
         <w:tc>
           <w:tcPr>
-            <w:tcW w:type="dxa" w:w="4536"/>
+            <w:tcW w:type="dxa" w:w="8788"/>
           </w:tcPr>
           <w:p>
             <w:pPr>
@@ -2640,24 +2421,6 @@
                 <w:sz w:val="22"/>
               </w:rPr>
               <w:t>[Linux 1] Operacje identyfikacji oraz kodowania danych</w:t>
-            </w:r>
-          </w:p>
-        </w:tc>
-        <w:tc>
-          <w:tcPr>
-            <w:tcW w:type="dxa" w:w="4252"/>
-          </w:tcPr>
-          <w:p>
-            <w:pPr>
-              <w:spacing w:before="20" w:after="20"/>
-            </w:pPr>
-            <w:r>
-              <w:rPr>
-                <w:rFonts w:ascii="Aptos" w:hAnsi="Aptos"/>
-                <w:b w:val="0"/>
-                <w:i w:val="0"/>
-                <w:sz w:val="22"/>
-              </w:rPr>
             </w:r>
           </w:p>
         </w:tc>
@@ -2684,7 +2447,7 @@
         </w:tc>
         <w:tc>
           <w:tcPr>
-            <w:tcW w:type="dxa" w:w="4536"/>
+            <w:tcW w:type="dxa" w:w="8788"/>
           </w:tcPr>
           <w:p>
             <w:pPr>
@@ -2698,24 +2461,6 @@
                 <w:sz w:val="22"/>
               </w:rPr>
               <w:t>[Linux 1] Analiza logów</w:t>
-            </w:r>
-          </w:p>
-        </w:tc>
-        <w:tc>
-          <w:tcPr>
-            <w:tcW w:type="dxa" w:w="4252"/>
-          </w:tcPr>
-          <w:p>
-            <w:pPr>
-              <w:spacing w:before="20" w:after="20"/>
-            </w:pPr>
-            <w:r>
-              <w:rPr>
-                <w:rFonts w:ascii="Aptos" w:hAnsi="Aptos"/>
-                <w:b w:val="0"/>
-                <w:i w:val="0"/>
-                <w:sz w:val="22"/>
-              </w:rPr>
             </w:r>
           </w:p>
         </w:tc>
@@ -2742,7 +2487,7 @@
         </w:tc>
         <w:tc>
           <w:tcPr>
-            <w:tcW w:type="dxa" w:w="4536"/>
+            <w:tcW w:type="dxa" w:w="8788"/>
           </w:tcPr>
           <w:p>
             <w:pPr>
@@ -2756,24 +2501,6 @@
                 <w:sz w:val="22"/>
               </w:rPr>
               <w:t>[Linux 2] Mechanizmy systemowe i skrypty Bash</w:t>
-            </w:r>
-          </w:p>
-        </w:tc>
-        <w:tc>
-          <w:tcPr>
-            <w:tcW w:type="dxa" w:w="4252"/>
-          </w:tcPr>
-          <w:p>
-            <w:pPr>
-              <w:spacing w:before="20" w:after="20"/>
-            </w:pPr>
-            <w:r>
-              <w:rPr>
-                <w:rFonts w:ascii="Aptos" w:hAnsi="Aptos"/>
-                <w:b w:val="0"/>
-                <w:i w:val="0"/>
-                <w:sz w:val="22"/>
-              </w:rPr>
             </w:r>
           </w:p>
         </w:tc>
@@ -2800,7 +2527,7 @@
         </w:tc>
         <w:tc>
           <w:tcPr>
-            <w:tcW w:type="dxa" w:w="4536"/>
+            <w:tcW w:type="dxa" w:w="8788"/>
           </w:tcPr>
           <w:p>
             <w:pPr>
@@ -2814,24 +2541,6 @@
                 <w:sz w:val="22"/>
               </w:rPr>
               <w:t>[Linux 2] Analiza danych z pliku</w:t>
-            </w:r>
-          </w:p>
-        </w:tc>
-        <w:tc>
-          <w:tcPr>
-            <w:tcW w:type="dxa" w:w="4252"/>
-          </w:tcPr>
-          <w:p>
-            <w:pPr>
-              <w:spacing w:before="20" w:after="20"/>
-            </w:pPr>
-            <w:r>
-              <w:rPr>
-                <w:rFonts w:ascii="Aptos" w:hAnsi="Aptos"/>
-                <w:b w:val="0"/>
-                <w:i w:val="0"/>
-                <w:sz w:val="22"/>
-              </w:rPr>
             </w:r>
           </w:p>
         </w:tc>
@@ -2858,7 +2567,7 @@
         </w:tc>
         <w:tc>
           <w:tcPr>
-            <w:tcW w:type="dxa" w:w="4536"/>
+            <w:tcW w:type="dxa" w:w="8788"/>
           </w:tcPr>
           <w:p>
             <w:pPr>
@@ -2872,24 +2581,6 @@
                 <w:sz w:val="22"/>
               </w:rPr>
               <w:t>[Linux 2] Administracja systemem GNU/Linux</w:t>
-            </w:r>
-          </w:p>
-        </w:tc>
-        <w:tc>
-          <w:tcPr>
-            <w:tcW w:type="dxa" w:w="4252"/>
-          </w:tcPr>
-          <w:p>
-            <w:pPr>
-              <w:spacing w:before="20" w:after="20"/>
-            </w:pPr>
-            <w:r>
-              <w:rPr>
-                <w:rFonts w:ascii="Aptos" w:hAnsi="Aptos"/>
-                <w:b w:val="0"/>
-                <w:i w:val="0"/>
-                <w:sz w:val="22"/>
-              </w:rPr>
             </w:r>
           </w:p>
         </w:tc>
@@ -2916,7 +2607,7 @@
         </w:tc>
         <w:tc>
           <w:tcPr>
-            <w:tcW w:type="dxa" w:w="4536"/>
+            <w:tcW w:type="dxa" w:w="8788"/>
           </w:tcPr>
           <w:p>
             <w:pPr>
@@ -2930,24 +2621,6 @@
                 <w:sz w:val="22"/>
               </w:rPr>
               <w:t>[Linux 2] Zarządzanie procesami</w:t>
-            </w:r>
-          </w:p>
-        </w:tc>
-        <w:tc>
-          <w:tcPr>
-            <w:tcW w:type="dxa" w:w="4252"/>
-          </w:tcPr>
-          <w:p>
-            <w:pPr>
-              <w:spacing w:before="20" w:after="20"/>
-            </w:pPr>
-            <w:r>
-              <w:rPr>
-                <w:rFonts w:ascii="Aptos" w:hAnsi="Aptos"/>
-                <w:b w:val="0"/>
-                <w:i w:val="0"/>
-                <w:sz w:val="22"/>
-              </w:rPr>
             </w:r>
           </w:p>
         </w:tc>
@@ -2974,7 +2647,7 @@
         </w:tc>
         <w:tc>
           <w:tcPr>
-            <w:tcW w:type="dxa" w:w="4536"/>
+            <w:tcW w:type="dxa" w:w="8788"/>
           </w:tcPr>
           <w:p>
             <w:pPr>
@@ -2988,24 +2661,6 @@
                 <w:sz w:val="22"/>
               </w:rPr>
               <w:t>[Sieci 2] Protokół http</w:t>
-            </w:r>
-          </w:p>
-        </w:tc>
-        <w:tc>
-          <w:tcPr>
-            <w:tcW w:type="dxa" w:w="4252"/>
-          </w:tcPr>
-          <w:p>
-            <w:pPr>
-              <w:spacing w:before="20" w:after="20"/>
-            </w:pPr>
-            <w:r>
-              <w:rPr>
-                <w:rFonts w:ascii="Aptos" w:hAnsi="Aptos"/>
-                <w:b w:val="0"/>
-                <w:i w:val="0"/>
-                <w:sz w:val="22"/>
-              </w:rPr>
             </w:r>
           </w:p>
         </w:tc>
@@ -3032,7 +2687,7 @@
         </w:tc>
         <w:tc>
           <w:tcPr>
-            <w:tcW w:type="dxa" w:w="4536"/>
+            <w:tcW w:type="dxa" w:w="8788"/>
           </w:tcPr>
           <w:p>
             <w:pPr>
@@ -3046,24 +2701,6 @@
                 <w:sz w:val="22"/>
               </w:rPr>
               <w:t>[Sieci 2] Protokół DNS</w:t>
-            </w:r>
-          </w:p>
-        </w:tc>
-        <w:tc>
-          <w:tcPr>
-            <w:tcW w:type="dxa" w:w="4252"/>
-          </w:tcPr>
-          <w:p>
-            <w:pPr>
-              <w:spacing w:before="20" w:after="20"/>
-            </w:pPr>
-            <w:r>
-              <w:rPr>
-                <w:rFonts w:ascii="Aptos" w:hAnsi="Aptos"/>
-                <w:b w:val="0"/>
-                <w:i w:val="0"/>
-                <w:sz w:val="22"/>
-              </w:rPr>
             </w:r>
           </w:p>
         </w:tc>
@@ -3090,7 +2727,7 @@
         </w:tc>
         <w:tc>
           <w:tcPr>
-            <w:tcW w:type="dxa" w:w="4536"/>
+            <w:tcW w:type="dxa" w:w="8788"/>
           </w:tcPr>
           <w:p>
             <w:pPr>
@@ -3104,24 +2741,6 @@
                 <w:sz w:val="22"/>
               </w:rPr>
               <w:t>[Sieci 2] Protokoły poczty</w:t>
-            </w:r>
-          </w:p>
-        </w:tc>
-        <w:tc>
-          <w:tcPr>
-            <w:tcW w:type="dxa" w:w="4252"/>
-          </w:tcPr>
-          <w:p>
-            <w:pPr>
-              <w:spacing w:before="20" w:after="20"/>
-            </w:pPr>
-            <w:r>
-              <w:rPr>
-                <w:rFonts w:ascii="Aptos" w:hAnsi="Aptos"/>
-                <w:b w:val="0"/>
-                <w:i w:val="0"/>
-                <w:sz w:val="22"/>
-              </w:rPr>
             </w:r>
           </w:p>
         </w:tc>
@@ -3148,7 +2767,7 @@
         </w:tc>
         <w:tc>
           <w:tcPr>
-            <w:tcW w:type="dxa" w:w="4536"/>
+            <w:tcW w:type="dxa" w:w="8788"/>
           </w:tcPr>
           <w:p>
             <w:pPr>
@@ -3162,24 +2781,6 @@
                 <w:sz w:val="22"/>
               </w:rPr>
               <w:t>[Sieci 2] Inne protokoły</w:t>
-            </w:r>
-          </w:p>
-        </w:tc>
-        <w:tc>
-          <w:tcPr>
-            <w:tcW w:type="dxa" w:w="4252"/>
-          </w:tcPr>
-          <w:p>
-            <w:pPr>
-              <w:spacing w:before="20" w:after="20"/>
-            </w:pPr>
-            <w:r>
-              <w:rPr>
-                <w:rFonts w:ascii="Aptos" w:hAnsi="Aptos"/>
-                <w:b w:val="0"/>
-                <w:i w:val="0"/>
-                <w:sz w:val="22"/>
-              </w:rPr>
             </w:r>
           </w:p>
         </w:tc>
@@ -3206,7 +2807,7 @@
         </w:tc>
         <w:tc>
           <w:tcPr>
-            <w:tcW w:type="dxa" w:w="4536"/>
+            <w:tcW w:type="dxa" w:w="8788"/>
           </w:tcPr>
           <w:p>
             <w:pPr>
@@ -3220,24 +2821,6 @@
                 <w:sz w:val="22"/>
               </w:rPr>
               <w:t>[Sieci 2] Bezpieczna komunikacja</w:t>
-            </w:r>
-          </w:p>
-        </w:tc>
-        <w:tc>
-          <w:tcPr>
-            <w:tcW w:type="dxa" w:w="4252"/>
-          </w:tcPr>
-          <w:p>
-            <w:pPr>
-              <w:spacing w:before="20" w:after="20"/>
-            </w:pPr>
-            <w:r>
-              <w:rPr>
-                <w:rFonts w:ascii="Aptos" w:hAnsi="Aptos"/>
-                <w:b w:val="0"/>
-                <w:i w:val="0"/>
-                <w:sz w:val="22"/>
-              </w:rPr>
             </w:r>
           </w:p>
         </w:tc>
@@ -3264,7 +2847,7 @@
         </w:tc>
         <w:tc>
           <w:tcPr>
-            <w:tcW w:type="dxa" w:w="4536"/>
+            <w:tcW w:type="dxa" w:w="8788"/>
           </w:tcPr>
           <w:p>
             <w:pPr>
@@ -3278,24 +2861,6 @@
                 <w:sz w:val="22"/>
               </w:rPr>
               <w:t>[Sieci 2] Bezpieczeństwo sieci WiFi</w:t>
-            </w:r>
-          </w:p>
-        </w:tc>
-        <w:tc>
-          <w:tcPr>
-            <w:tcW w:type="dxa" w:w="4252"/>
-          </w:tcPr>
-          <w:p>
-            <w:pPr>
-              <w:spacing w:before="20" w:after="20"/>
-            </w:pPr>
-            <w:r>
-              <w:rPr>
-                <w:rFonts w:ascii="Aptos" w:hAnsi="Aptos"/>
-                <w:b w:val="0"/>
-                <w:i w:val="0"/>
-                <w:sz w:val="22"/>
-              </w:rPr>
             </w:r>
           </w:p>
         </w:tc>
